--- a/Part 2 Additional Documentation.docx
+++ b/Part 2 Additional Documentation.docx
@@ -291,6 +291,12 @@
         <w:rPr>
           <w:color w:val="EE0000"/>
         </w:rPr>
+        <w:t xml:space="preserve">TODO1: </w:t>
+      </w:r>
+      <w:r>
+        <w:rPr>
+          <w:color w:val="EE0000"/>
+        </w:rPr>
         <w:t>Use the queue as the buffer used to store and retrieve items. Use FIFO queuing. You can assume any reasonable type (float, string, mixed types, ... but stay consistent) for the items.</w:t>
       </w:r>
     </w:p>
@@ -308,6 +314,24 @@
         <w:rPr>
           <w:color w:val="EE0000"/>
         </w:rPr>
+        <w:t>TODO</w:t>
+      </w:r>
+      <w:r>
+        <w:rPr>
+          <w:color w:val="EE0000"/>
+        </w:rPr>
+        <w:t>2</w:t>
+      </w:r>
+      <w:r>
+        <w:rPr>
+          <w:color w:val="EE0000"/>
+        </w:rPr>
+        <w:t xml:space="preserve">: </w:t>
+      </w:r>
+      <w:r>
+        <w:rPr>
+          <w:color w:val="EE0000"/>
+        </w:rPr>
         <w:t>Do not use any other synchronization primitive (lock, semaphore, ...), or buffering structure (circular buffer, ...).</w:t>
       </w:r>
     </w:p>
@@ -325,6 +349,24 @@
         <w:rPr>
           <w:color w:val="EE0000"/>
         </w:rPr>
+        <w:t>TODO</w:t>
+      </w:r>
+      <w:r>
+        <w:rPr>
+          <w:color w:val="EE0000"/>
+        </w:rPr>
+        <w:t>3</w:t>
+      </w:r>
+      <w:r>
+        <w:rPr>
+          <w:color w:val="EE0000"/>
+        </w:rPr>
+        <w:t xml:space="preserve">: </w:t>
+      </w:r>
+      <w:r>
+        <w:rPr>
+          <w:color w:val="EE0000"/>
+        </w:rPr>
         <w:t>Do not include any other import other than the ones in the skeleton code.</w:t>
       </w:r>
     </w:p>
@@ -342,6 +384,24 @@
         <w:rPr>
           <w:color w:val="EE0000"/>
         </w:rPr>
+        <w:t>TODO</w:t>
+      </w:r>
+      <w:r>
+        <w:rPr>
+          <w:color w:val="EE0000"/>
+        </w:rPr>
+        <w:t>4</w:t>
+      </w:r>
+      <w:r>
+        <w:rPr>
+          <w:color w:val="EE0000"/>
+        </w:rPr>
+        <w:t xml:space="preserve">: </w:t>
+      </w:r>
+      <w:r>
+        <w:rPr>
+          <w:color w:val="EE0000"/>
+        </w:rPr>
         <w:t>Include some reasonable randomness for when an item is produced or consumed.    </w:t>
       </w:r>
     </w:p>
@@ -359,6 +419,24 @@
         <w:rPr>
           <w:color w:val="EE0000"/>
         </w:rPr>
+        <w:t>TODO</w:t>
+      </w:r>
+      <w:r>
+        <w:rPr>
+          <w:color w:val="EE0000"/>
+        </w:rPr>
+        <w:t>5</w:t>
+      </w:r>
+      <w:r>
+        <w:rPr>
+          <w:color w:val="EE0000"/>
+        </w:rPr>
+        <w:t xml:space="preserve">: </w:t>
+      </w:r>
+      <w:r>
+        <w:rPr>
+          <w:color w:val="EE0000"/>
+        </w:rPr>
         <w:t xml:space="preserve">Use threading module types to create 4 producer threads and 5 consumer threads. Set </w:t>
       </w:r>
       <w:proofErr w:type="gramStart"/>
@@ -390,6 +468,24 @@
         <w:rPr>
           <w:color w:val="EE0000"/>
         </w:rPr>
+        <w:t>TODO</w:t>
+      </w:r>
+      <w:r>
+        <w:rPr>
+          <w:color w:val="EE0000"/>
+        </w:rPr>
+        <w:t>6</w:t>
+      </w:r>
+      <w:r>
+        <w:rPr>
+          <w:color w:val="EE0000"/>
+        </w:rPr>
+        <w:t xml:space="preserve">: </w:t>
+      </w:r>
+      <w:r>
+        <w:rPr>
+          <w:color w:val="EE0000"/>
+        </w:rPr>
         <w:t xml:space="preserve">Write the code with changeability in mind. All such values (number of threads, randomness, number of items, ...) should be easily </w:t>
       </w:r>
       <w:proofErr w:type="gramStart"/>
@@ -421,6 +517,24 @@
         <w:rPr>
           <w:color w:val="EE0000"/>
         </w:rPr>
+        <w:t>TODO</w:t>
+      </w:r>
+      <w:r>
+        <w:rPr>
+          <w:color w:val="EE0000"/>
+        </w:rPr>
+        <w:t>7</w:t>
+      </w:r>
+      <w:r>
+        <w:rPr>
+          <w:color w:val="EE0000"/>
+        </w:rPr>
+        <w:t xml:space="preserve">: </w:t>
+      </w:r>
+      <w:r>
+        <w:rPr>
+          <w:color w:val="EE0000"/>
+        </w:rPr>
         <w:t>The program should gracefully end when all produced items are consumed. Consumer threads can be daemon threads (for simplicity), but as usual you need to explain and document your choice. </w:t>
       </w:r>
     </w:p>
@@ -434,6 +548,24 @@
           <w:color w:val="EE0000"/>
         </w:rPr>
       </w:pPr>
+      <w:r>
+        <w:rPr>
+          <w:color w:val="EE0000"/>
+        </w:rPr>
+        <w:t>TODO</w:t>
+      </w:r>
+      <w:r>
+        <w:rPr>
+          <w:color w:val="EE0000"/>
+        </w:rPr>
+        <w:t>8</w:t>
+      </w:r>
+      <w:r>
+        <w:rPr>
+          <w:color w:val="EE0000"/>
+        </w:rPr>
+        <w:t xml:space="preserve">: </w:t>
+      </w:r>
       <w:r>
         <w:rPr>
           <w:color w:val="EE0000"/>
@@ -516,6 +648,119 @@
 <file path=word/numbering.xml><?xml version="1.0" encoding="utf-8"?>
 <w:numbering xmlns:wpc="http://schemas.microsoft.com/office/word/2010/wordprocessingCanvas" xmlns:cx="http://schemas.microsoft.com/office/drawing/2014/chartex" xmlns:cx1="http://schemas.microsoft.com/office/drawing/2015/9/8/chartex" xmlns:cx2="http://schemas.microsoft.com/office/drawing/2015/10/21/chartex" xmlns:cx3="http://schemas.microsoft.com/office/drawing/2016/5/9/chartex" xmlns:cx4="http://schemas.microsoft.com/office/drawing/2016/5/10/chartex" xmlns:cx5="http://schemas.microsoft.com/office/drawing/2016/5/11/chartex" xmlns:cx6="http://schemas.microsoft.com/office/drawing/2016/5/12/chartex" xmlns:cx7="http://schemas.microsoft.com/office/drawing/2016/5/13/chartex" xmlns:cx8="http://schemas.microsoft.com/office/drawing/2016/5/14/chartex" xmlns:mc="http://schemas.openxmlformats.org/markup-compatibility/2006" xmlns:aink="http://schemas.microsoft.com/office/drawing/2016/ink" xmlns:am3d="http://schemas.microsoft.com/office/drawing/2017/model3d" xmlns:o="urn:schemas-microsoft-com:office:office" xmlns:oel="http://schemas.microsoft.com/office/2019/extlst" xmlns:r="http://schemas.openxmlformats.org/officeDocument/2006/relationships" xmlns:m="http://schemas.openxmlformats.org/officeDocument/2006/math" xmlns:v="urn:schemas-microsoft-com:vml" xmlns:wp14="http://schemas.microsoft.com/office/word/2010/wordprocessingDrawing" xmlns:wp="http://schemas.openxmlformats.org/drawingml/2006/wordprocessingDrawing" xmlns:w10="urn:schemas-microsoft-com:office:word" xmlns:w="http://schemas.openxmlformats.org/wordprocessingml/2006/main" xmlns:w14="http://schemas.microsoft.com/office/word/2010/wordml" xmlns:w15="http://schemas.microsoft.com/office/word/2012/wordml" xmlns:w16cex="http://schemas.microsoft.com/office/word/2018/wordml/cex" xmlns:w16cid="http://schemas.microsoft.com/office/word/2016/wordml/cid" xmlns:w16="http://schemas.microsoft.com/office/word/2018/wordml" xmlns:w16du="http://schemas.microsoft.com/office/word/2023/wordml/word16du" xmlns:w16sdtdh="http://schemas.microsoft.com/office/word/2020/wordml/sdtdatahash" xmlns:w16sdtfl="http://schemas.microsoft.com/office/word/2024/wordml/sdtformatlock" xmlns:w16se="http://schemas.microsoft.com/office/word/2015/wordml/symex" xmlns:wpg="http://schemas.microsoft.com/office/word/2010/wordprocessingGroup" xmlns:wpi="http://schemas.microsoft.com/office/word/2010/wordprocessingInk" xmlns:wne="http://schemas.microsoft.com/office/word/2006/wordml" xmlns:wps="http://schemas.microsoft.com/office/word/2010/wordprocessingShape" mc:Ignorable="w14 w15 w16se w16cid w16 w16cex w16sdtdh w16sdtfl w16du wp14">
   <w:abstractNum w:abstractNumId="0" w15:restartNumberingAfterBreak="0">
+    <w:nsid w:val="23996A57"/>
+    <w:multiLevelType w:val="hybridMultilevel"/>
+    <w:tmpl w:val="B3542130"/>
+    <w:lvl w:ilvl="0" w:tplc="04090001">
+      <w:start w:val="1"/>
+      <w:numFmt w:val="bullet"/>
+      <w:lvlText w:val=""/>
+      <w:lvlJc w:val="left"/>
+      <w:pPr>
+        <w:ind w:left="720" w:hanging="360"/>
+      </w:pPr>
+      <w:rPr>
+        <w:rFonts w:ascii="Symbol" w:hAnsi="Symbol" w:hint="default"/>
+      </w:rPr>
+    </w:lvl>
+    <w:lvl w:ilvl="1" w:tplc="04090003" w:tentative="1">
+      <w:start w:val="1"/>
+      <w:numFmt w:val="bullet"/>
+      <w:lvlText w:val="o"/>
+      <w:lvlJc w:val="left"/>
+      <w:pPr>
+        <w:ind w:left="1440" w:hanging="360"/>
+      </w:pPr>
+      <w:rPr>
+        <w:rFonts w:ascii="Courier New" w:hAnsi="Courier New" w:cs="Courier New" w:hint="default"/>
+      </w:rPr>
+    </w:lvl>
+    <w:lvl w:ilvl="2" w:tplc="04090005" w:tentative="1">
+      <w:start w:val="1"/>
+      <w:numFmt w:val="bullet"/>
+      <w:lvlText w:val=""/>
+      <w:lvlJc w:val="left"/>
+      <w:pPr>
+        <w:ind w:left="2160" w:hanging="360"/>
+      </w:pPr>
+      <w:rPr>
+        <w:rFonts w:ascii="Wingdings" w:hAnsi="Wingdings" w:hint="default"/>
+      </w:rPr>
+    </w:lvl>
+    <w:lvl w:ilvl="3" w:tplc="04090001" w:tentative="1">
+      <w:start w:val="1"/>
+      <w:numFmt w:val="bullet"/>
+      <w:lvlText w:val=""/>
+      <w:lvlJc w:val="left"/>
+      <w:pPr>
+        <w:ind w:left="2880" w:hanging="360"/>
+      </w:pPr>
+      <w:rPr>
+        <w:rFonts w:ascii="Symbol" w:hAnsi="Symbol" w:hint="default"/>
+      </w:rPr>
+    </w:lvl>
+    <w:lvl w:ilvl="4" w:tplc="04090003" w:tentative="1">
+      <w:start w:val="1"/>
+      <w:numFmt w:val="bullet"/>
+      <w:lvlText w:val="o"/>
+      <w:lvlJc w:val="left"/>
+      <w:pPr>
+        <w:ind w:left="3600" w:hanging="360"/>
+      </w:pPr>
+      <w:rPr>
+        <w:rFonts w:ascii="Courier New" w:hAnsi="Courier New" w:cs="Courier New" w:hint="default"/>
+      </w:rPr>
+    </w:lvl>
+    <w:lvl w:ilvl="5" w:tplc="04090005" w:tentative="1">
+      <w:start w:val="1"/>
+      <w:numFmt w:val="bullet"/>
+      <w:lvlText w:val=""/>
+      <w:lvlJc w:val="left"/>
+      <w:pPr>
+        <w:ind w:left="4320" w:hanging="360"/>
+      </w:pPr>
+      <w:rPr>
+        <w:rFonts w:ascii="Wingdings" w:hAnsi="Wingdings" w:hint="default"/>
+      </w:rPr>
+    </w:lvl>
+    <w:lvl w:ilvl="6" w:tplc="04090001" w:tentative="1">
+      <w:start w:val="1"/>
+      <w:numFmt w:val="bullet"/>
+      <w:lvlText w:val=""/>
+      <w:lvlJc w:val="left"/>
+      <w:pPr>
+        <w:ind w:left="5040" w:hanging="360"/>
+      </w:pPr>
+      <w:rPr>
+        <w:rFonts w:ascii="Symbol" w:hAnsi="Symbol" w:hint="default"/>
+      </w:rPr>
+    </w:lvl>
+    <w:lvl w:ilvl="7" w:tplc="04090003" w:tentative="1">
+      <w:start w:val="1"/>
+      <w:numFmt w:val="bullet"/>
+      <w:lvlText w:val="o"/>
+      <w:lvlJc w:val="left"/>
+      <w:pPr>
+        <w:ind w:left="5760" w:hanging="360"/>
+      </w:pPr>
+      <w:rPr>
+        <w:rFonts w:ascii="Courier New" w:hAnsi="Courier New" w:cs="Courier New" w:hint="default"/>
+      </w:rPr>
+    </w:lvl>
+    <w:lvl w:ilvl="8" w:tplc="04090005" w:tentative="1">
+      <w:start w:val="1"/>
+      <w:numFmt w:val="bullet"/>
+      <w:lvlText w:val=""/>
+      <w:lvlJc w:val="left"/>
+      <w:pPr>
+        <w:ind w:left="6480" w:hanging="360"/>
+      </w:pPr>
+      <w:rPr>
+        <w:rFonts w:ascii="Wingdings" w:hAnsi="Wingdings" w:hint="default"/>
+      </w:rPr>
+    </w:lvl>
+  </w:abstractNum>
+  <w:abstractNum w:abstractNumId="1" w15:restartNumberingAfterBreak="0">
     <w:nsid w:val="7B52576B"/>
     <w:multiLevelType w:val="multilevel"/>
     <w:tmpl w:val="CC960F8C"/>
@@ -664,7 +909,7 @@
       </w:rPr>
     </w:lvl>
   </w:abstractNum>
-  <w:abstractNum w:abstractNumId="1" w15:restartNumberingAfterBreak="0">
+  <w:abstractNum w:abstractNumId="2" w15:restartNumberingAfterBreak="0">
     <w:nsid w:val="7B610F02"/>
     <w:multiLevelType w:val="multilevel"/>
     <w:tmpl w:val="E2AC8650"/>
@@ -814,9 +1059,12 @@
     </w:lvl>
   </w:abstractNum>
   <w:num w:numId="1" w16cid:durableId="691498307">
+    <w:abstractNumId w:val="2"/>
+  </w:num>
+  <w:num w:numId="2" w16cid:durableId="2050959021">
     <w:abstractNumId w:val="1"/>
   </w:num>
-  <w:num w:numId="2" w16cid:durableId="2050959021">
+  <w:num w:numId="3" w16cid:durableId="1350714689">
     <w:abstractNumId w:val="0"/>
   </w:num>
 </w:numbering>

--- a/Part 2 Additional Documentation.docx
+++ b/Part 2 Additional Documentation.docx
@@ -314,19 +314,7 @@
         <w:rPr>
           <w:color w:val="EE0000"/>
         </w:rPr>
-        <w:t>TODO</w:t>
-      </w:r>
-      <w:r>
-        <w:rPr>
-          <w:color w:val="EE0000"/>
-        </w:rPr>
-        <w:t>2</w:t>
-      </w:r>
-      <w:r>
-        <w:rPr>
-          <w:color w:val="EE0000"/>
-        </w:rPr>
-        <w:t xml:space="preserve">: </w:t>
+        <w:t xml:space="preserve">TODO2: </w:t>
       </w:r>
       <w:r>
         <w:rPr>
@@ -349,19 +337,7 @@
         <w:rPr>
           <w:color w:val="EE0000"/>
         </w:rPr>
-        <w:t>TODO</w:t>
-      </w:r>
-      <w:r>
-        <w:rPr>
-          <w:color w:val="EE0000"/>
-        </w:rPr>
-        <w:t>3</w:t>
-      </w:r>
-      <w:r>
-        <w:rPr>
-          <w:color w:val="EE0000"/>
-        </w:rPr>
-        <w:t xml:space="preserve">: </w:t>
+        <w:t xml:space="preserve">TODO3: </w:t>
       </w:r>
       <w:r>
         <w:rPr>
@@ -384,19 +360,7 @@
         <w:rPr>
           <w:color w:val="EE0000"/>
         </w:rPr>
-        <w:t>TODO</w:t>
-      </w:r>
-      <w:r>
-        <w:rPr>
-          <w:color w:val="EE0000"/>
-        </w:rPr>
-        <w:t>4</w:t>
-      </w:r>
-      <w:r>
-        <w:rPr>
-          <w:color w:val="EE0000"/>
-        </w:rPr>
-        <w:t xml:space="preserve">: </w:t>
+        <w:t xml:space="preserve">TODO4: </w:t>
       </w:r>
       <w:r>
         <w:rPr>
@@ -419,19 +383,7 @@
         <w:rPr>
           <w:color w:val="EE0000"/>
         </w:rPr>
-        <w:t>TODO</w:t>
-      </w:r>
-      <w:r>
-        <w:rPr>
-          <w:color w:val="EE0000"/>
-        </w:rPr>
-        <w:t>5</w:t>
-      </w:r>
-      <w:r>
-        <w:rPr>
-          <w:color w:val="EE0000"/>
-        </w:rPr>
-        <w:t xml:space="preserve">: </w:t>
+        <w:t xml:space="preserve">TODO5: </w:t>
       </w:r>
       <w:r>
         <w:rPr>
@@ -468,19 +420,7 @@
         <w:rPr>
           <w:color w:val="EE0000"/>
         </w:rPr>
-        <w:t>TODO</w:t>
-      </w:r>
-      <w:r>
-        <w:rPr>
-          <w:color w:val="EE0000"/>
-        </w:rPr>
-        <w:t>6</w:t>
-      </w:r>
-      <w:r>
-        <w:rPr>
-          <w:color w:val="EE0000"/>
-        </w:rPr>
-        <w:t xml:space="preserve">: </w:t>
+        <w:t xml:space="preserve">TODO6: </w:t>
       </w:r>
       <w:r>
         <w:rPr>
@@ -517,19 +457,7 @@
         <w:rPr>
           <w:color w:val="EE0000"/>
         </w:rPr>
-        <w:t>TODO</w:t>
-      </w:r>
-      <w:r>
-        <w:rPr>
-          <w:color w:val="EE0000"/>
-        </w:rPr>
-        <w:t>7</w:t>
-      </w:r>
-      <w:r>
-        <w:rPr>
-          <w:color w:val="EE0000"/>
-        </w:rPr>
-        <w:t xml:space="preserve">: </w:t>
+        <w:t xml:space="preserve">TODO7: </w:t>
       </w:r>
       <w:r>
         <w:rPr>
@@ -552,19 +480,7 @@
         <w:rPr>
           <w:color w:val="EE0000"/>
         </w:rPr>
-        <w:t>TODO</w:t>
-      </w:r>
-      <w:r>
-        <w:rPr>
-          <w:color w:val="EE0000"/>
-        </w:rPr>
-        <w:t>8</w:t>
-      </w:r>
-      <w:r>
-        <w:rPr>
-          <w:color w:val="EE0000"/>
-        </w:rPr>
-        <w:t xml:space="preserve">: </w:t>
+        <w:t xml:space="preserve">TODO8: </w:t>
       </w:r>
       <w:r>
         <w:rPr>
@@ -1673,6 +1589,7 @@
   <w:style w:type="character" w:default="1" w:styleId="DefaultParagraphFont">
     <w:name w:val="Default Paragraph Font"/>
     <w:uiPriority w:val="1"/>
+    <w:semiHidden/>
     <w:unhideWhenUsed/>
   </w:style>
   <w:style w:type="table" w:default="1" w:styleId="TableNormal">

--- a/Part 2 Additional Documentation.docx
+++ b/Part 2 Additional Documentation.docx
@@ -8,118 +8,24 @@
           <w:color w:val="EE0000"/>
         </w:rPr>
       </w:pPr>
-      <w:proofErr w:type="gramStart"/>
-      <w:r>
-        <w:rPr>
-          <w:b/>
-          <w:bCs/>
+      <w:r>
+        <w:rPr>
           <w:color w:val="EE0000"/>
         </w:rPr>
-        <w:t>Part2</w:t>
-      </w:r>
-      <w:proofErr w:type="gramEnd"/>
-      <w:r>
-        <w:rPr>
-          <w:b/>
-          <w:bCs/>
+        <w:t xml:space="preserve"> Clearly explain your design decisions and implementation.</w:t>
+      </w:r>
+    </w:p>
+    <w:p>
+      <w:pPr>
+        <w:rPr>
           <w:color w:val="EE0000"/>
         </w:rPr>
-        <w:t xml:space="preserve"> additional documentation file</w:t>
-      </w:r>
+      </w:pPr>
       <w:r>
         <w:rPr>
           <w:color w:val="EE0000"/>
         </w:rPr>
-        <w:t xml:space="preserve"> (one .pdf file): Submit a rather short documentation file (up to 5 pages), somewhat </w:t>
-      </w:r>
-      <w:proofErr w:type="gramStart"/>
-      <w:r>
-        <w:rPr>
-          <w:color w:val="EE0000"/>
-        </w:rPr>
-        <w:t>similar to</w:t>
-      </w:r>
-      <w:proofErr w:type="gramEnd"/>
-      <w:r>
-        <w:rPr>
-          <w:color w:val="EE0000"/>
-        </w:rPr>
-        <w:t xml:space="preserve"> the </w:t>
-      </w:r>
-      <w:r>
-        <w:rPr>
-          <w:b/>
-          <w:bCs/>
-          <w:color w:val="EE0000"/>
-        </w:rPr>
-        <w:t>"</w:t>
-      </w:r>
-      <w:r>
-        <w:rPr>
-          <w:i/>
-          <w:iCs/>
-          <w:color w:val="EE0000"/>
-        </w:rPr>
-        <w:t>Part1 additional documentation file</w:t>
-      </w:r>
-      <w:r>
-        <w:rPr>
-          <w:b/>
-          <w:bCs/>
-          <w:color w:val="EE0000"/>
-        </w:rPr>
-        <w:t>",</w:t>
-      </w:r>
-      <w:r>
-        <w:rPr>
-          <w:color w:val="EE0000"/>
-        </w:rPr>
-        <w:t> to document the design and implementation of this portion of your project. Clearly explain your design decisions and implementation.</w:t>
-      </w:r>
-    </w:p>
-    <w:p>
-      <w:pPr>
-        <w:rPr>
-          <w:color w:val="EE0000"/>
-        </w:rPr>
-      </w:pPr>
-    </w:p>
-    <w:p>
-      <w:pPr>
-        <w:rPr>
-          <w:color w:val="EE0000"/>
-        </w:rPr>
-      </w:pPr>
-      <w:r>
-        <w:rPr>
-          <w:b/>
-          <w:bCs/>
-          <w:color w:val="EE0000"/>
-        </w:rPr>
-        <w:t>Part1 additional documentation file</w:t>
-      </w:r>
-      <w:r>
-        <w:rPr>
-          <w:color w:val="EE0000"/>
-        </w:rPr>
-        <w:t xml:space="preserve"> (one .pdf file): Submit a rather short documentation file (up to 5 pages) for the open-ended aspects of the project. This file does not replace the documentation you must have in the code as usual (readable code in the first place and useful comments statements and type hints), but it is meant to allow your group to provide your calculations, additional explanation, and your design consideration for any open-ended aspect of the project that you would need to document.  The purpose is to further demonstrate and document your understanding of the dynamics of the game and its limitations. </w:t>
-      </w:r>
-    </w:p>
-    <w:p>
-      <w:pPr>
-        <w:numPr>
-          <w:ilvl w:val="0"/>
-          <w:numId w:val="1"/>
-        </w:numPr>
-        <w:rPr>
-          <w:color w:val="EE0000"/>
-        </w:rPr>
-      </w:pPr>
-      <w:r>
-        <w:rPr>
-          <w:color w:val="EE0000"/>
-        </w:rPr>
-        <w:t xml:space="preserve">The document must include: </w:t>
+        <w:t xml:space="preserve">provide your calculations, additional explanation, and your design consideration  </w:t>
       </w:r>
     </w:p>
     <w:p>
@@ -132,14 +38,12 @@
           <w:color w:val="EE0000"/>
         </w:rPr>
       </w:pPr>
-      <w:proofErr w:type="gramStart"/>
       <w:r>
         <w:rPr>
           <w:color w:val="EE0000"/>
         </w:rPr>
-        <w:t>introduction</w:t>
-      </w:r>
-      <w:proofErr w:type="gramEnd"/>
+        <w:t xml:space="preserve">Design and implementation: clearly state different aspects of the implementation and design of open-ended aspects. </w:t>
+      </w:r>
     </w:p>
     <w:p>
       <w:pPr>
@@ -155,38 +59,7 @@
         <w:rPr>
           <w:color w:val="EE0000"/>
         </w:rPr>
-        <w:t>Design and implementation: clearly state different aspects of the implementation and design of open-ended aspects. For example, state how you implemented the pray capture (e.g. your calculation/geometry to explain under what conditions your program decides that the prey is captured), the movement, the pray placement, ... You must include graphic aids (illustrations, geometrical shapes, graphs, ...) to visually help with your explanation. Include any geometrical formulas or equations that you may have used. This section is meant to complement the code comments you have already must have included in the code.</w:t>
-      </w:r>
-    </w:p>
-    <w:p>
-      <w:pPr>
-        <w:numPr>
-          <w:ilvl w:val="1"/>
-          <w:numId w:val="1"/>
-        </w:numPr>
-        <w:rPr>
-          <w:color w:val="EE0000"/>
-        </w:rPr>
-      </w:pPr>
-      <w:r>
-        <w:rPr>
-          <w:color w:val="EE0000"/>
-        </w:rPr>
-        <w:t xml:space="preserve">Challenges: include any challenges that you faced, </w:t>
-      </w:r>
-      <w:proofErr w:type="gramStart"/>
-      <w:r>
-        <w:rPr>
-          <w:color w:val="EE0000"/>
-        </w:rPr>
-        <w:t>as well as,</w:t>
-      </w:r>
-      <w:proofErr w:type="gramEnd"/>
-      <w:r>
-        <w:rPr>
-          <w:color w:val="EE0000"/>
-        </w:rPr>
-        <w:t xml:space="preserve"> some incremental technical/implementation improvement(s) that you would consider for the future (explain only, but do not include in the submitted code).</w:t>
+        <w:t>Challenges: include any challenges that you faced, as well as, some incremental technical/implementation improvement(s) that you would consider for the future (explain only, but do not include in the submitted code).</w:t>
       </w:r>
     </w:p>
     <w:p>
@@ -216,7 +89,7 @@
         <w:rPr>
           <w:color w:val="EE0000"/>
         </w:rPr>
-        <w:t>We have looked at a few different implementations of the consumer-producer problem.  In this part of the project, you are to implement another implementation based on the python's own queue type.</w:t>
+        <w:t>In this part of the project, you are to implement another implementation based on the python's own queue type.</w:t>
       </w:r>
     </w:p>
     <w:p>
@@ -229,22 +102,7 @@
         <w:rPr>
           <w:color w:val="EE0000"/>
         </w:rPr>
-        <w:lastRenderedPageBreak/>
-        <w:t xml:space="preserve">The queue (from the Queue module of the </w:t>
-      </w:r>
-      <w:proofErr w:type="gramStart"/>
-      <w:r>
-        <w:rPr>
-          <w:color w:val="EE0000"/>
-        </w:rPr>
-        <w:t>python</w:t>
-      </w:r>
-      <w:proofErr w:type="gramEnd"/>
-      <w:r>
-        <w:rPr>
-          <w:color w:val="EE0000"/>
-        </w:rPr>
-        <w:t xml:space="preserve"> standard library) is a thread-safe data structure (we have used it in part 1 of the project as well) and can be used as an alternative way to allow consumer and producer tasks to cooperate without the risk of race condition.</w:t>
+        <w:t>The queue (from the Queue module of the python standard library) is a thread-safe data structure (we have used it in part 1 of the project as well) and can be used as an alternative way to allow consumer and producer tasks to cooperate without the risk of race condition.</w:t>
       </w:r>
     </w:p>
     <w:p>
@@ -274,7 +132,13 @@
         <w:rPr>
           <w:color w:val="EE0000"/>
         </w:rPr>
-        <w:t>Use the provided code skeleton.</w:t>
+        <w:t xml:space="preserve">TODO1: </w:t>
+      </w:r>
+      <w:r>
+        <w:rPr>
+          <w:color w:val="EE0000"/>
+        </w:rPr>
+        <w:t>Use the queue as the buffer used to store and retrieve items. Use FIFO queuing. You can assume any reasonable type (float, string, mixed types, ... but stay consistent) for the items.</w:t>
       </w:r>
     </w:p>
     <w:p>
@@ -291,13 +155,13 @@
         <w:rPr>
           <w:color w:val="EE0000"/>
         </w:rPr>
-        <w:t xml:space="preserve">TODO1: </w:t>
+        <w:t xml:space="preserve">TODO7: </w:t>
       </w:r>
       <w:r>
         <w:rPr>
           <w:color w:val="EE0000"/>
         </w:rPr>
-        <w:t>Use the queue as the buffer used to store and retrieve items. Use FIFO queuing. You can assume any reasonable type (float, string, mixed types, ... but stay consistent) for the items.</w:t>
+        <w:t>The program should gracefully end when all produced items are consumed. Consumer threads can be daemon threads (for simplicity), but as usual you need to explain and document your choice. </w:t>
       </w:r>
     </w:p>
     <w:p>
@@ -314,164 +178,1348 @@
         <w:rPr>
           <w:color w:val="EE0000"/>
         </w:rPr>
-        <w:t xml:space="preserve">TODO2: </w:t>
+        <w:t xml:space="preserve">TODO8: </w:t>
       </w:r>
       <w:r>
         <w:rPr>
           <w:color w:val="EE0000"/>
         </w:rPr>
-        <w:t>Do not use any other synchronization primitive (lock, semaphore, ...), or buffering structure (circular buffer, ...).</w:t>
-      </w:r>
-    </w:p>
-    <w:p>
-      <w:pPr>
+        <w:t>Fully document your code as usual (that is include comments, docstrings for every method or type, type hints, ...).</w:t>
+      </w:r>
+    </w:p>
+    <w:p>
+      <w:pPr>
+        <w:rPr>
+          <w:color w:val="EE0000"/>
+        </w:rPr>
+      </w:pPr>
+    </w:p>
+    <w:p/>
+    <w:p>
+      <w:r>
+        <w:t>TD</w:t>
+      </w:r>
+    </w:p>
+    <w:p>
+      <w:r>
+        <w:br w:type="page"/>
+      </w:r>
+    </w:p>
+    <w:p>
+      <w:pPr>
+        <w:pStyle w:val="Heading1"/>
+      </w:pPr>
+      <w:r>
+        <w:lastRenderedPageBreak/>
+        <w:t>Part 2: Producer-Consumer with Queue Implementation</w:t>
+      </w:r>
+    </w:p>
+    <w:p>
+      <w:r>
+        <w:t>Group #: B21</w:t>
+      </w:r>
+    </w:p>
+    <w:p>
+      <w:r>
+        <w:rPr>
+          <w:noProof/>
+        </w:rPr>
+        <mc:AlternateContent>
+          <mc:Choice Requires="wps">
+            <w:drawing>
+              <wp:anchor distT="0" distB="0" distL="114300" distR="114300" simplePos="0" relativeHeight="251659264" behindDoc="0" locked="0" layoutInCell="1" allowOverlap="1" wp14:anchorId="0E3AF8BC" wp14:editId="139119AD">
+                <wp:simplePos x="0" y="0"/>
+                <wp:positionH relativeFrom="column">
+                  <wp:posOffset>-38100</wp:posOffset>
+                </wp:positionH>
+                <wp:positionV relativeFrom="paragraph">
+                  <wp:posOffset>263525</wp:posOffset>
+                </wp:positionV>
+                <wp:extent cx="6638925" cy="0"/>
+                <wp:effectExtent l="0" t="0" r="0" b="0"/>
+                <wp:wrapNone/>
+                <wp:docPr id="317103833" name="Straight Connector 1"/>
+                <wp:cNvGraphicFramePr/>
+                <a:graphic xmlns:a="http://schemas.openxmlformats.org/drawingml/2006/main">
+                  <a:graphicData uri="http://schemas.microsoft.com/office/word/2010/wordprocessingShape">
+                    <wps:wsp>
+                      <wps:cNvCnPr/>
+                      <wps:spPr>
+                        <a:xfrm>
+                          <a:off x="0" y="0"/>
+                          <a:ext cx="6638925" cy="0"/>
+                        </a:xfrm>
+                        <a:prstGeom prst="line">
+                          <a:avLst/>
+                        </a:prstGeom>
+                      </wps:spPr>
+                      <wps:style>
+                        <a:lnRef idx="2">
+                          <a:schemeClr val="dk1"/>
+                        </a:lnRef>
+                        <a:fillRef idx="0">
+                          <a:schemeClr val="dk1"/>
+                        </a:fillRef>
+                        <a:effectRef idx="1">
+                          <a:schemeClr val="dk1"/>
+                        </a:effectRef>
+                        <a:fontRef idx="minor">
+                          <a:schemeClr val="tx1"/>
+                        </a:fontRef>
+                      </wps:style>
+                      <wps:bodyPr/>
+                    </wps:wsp>
+                  </a:graphicData>
+                </a:graphic>
+              </wp:anchor>
+            </w:drawing>
+          </mc:Choice>
+          <mc:Fallback>
+            <w:pict>
+              <v:line w14:anchorId="041D3201" id="Straight Connector 1" o:spid="_x0000_s1026" style="position:absolute;z-index:251659264;visibility:visible;mso-wrap-style:square;mso-wrap-distance-left:9pt;mso-wrap-distance-top:0;mso-wrap-distance-right:9pt;mso-wrap-distance-bottom:0;mso-position-horizontal:absolute;mso-position-horizontal-relative:text;mso-position-vertical:absolute;mso-position-vertical-relative:text" from="-3pt,20.75pt" to="519.75pt,20.75pt" o:gfxdata="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" strokecolor="black [3200]" strokeweight="1.5pt">
+                <v:stroke joinstyle="miter"/>
+              </v:line>
+            </w:pict>
+          </mc:Fallback>
+        </mc:AlternateContent>
+      </w:r>
+      <w:r>
+        <w:t>Student names: Anna Bartl and Conor O'Neill</w:t>
+      </w:r>
+    </w:p>
+    <w:p/>
+    <w:p>
+      <w:pPr>
+        <w:pStyle w:val="Heading2"/>
+        <w:numPr>
+          <w:ilvl w:val="0"/>
+          <w:numId w:val="5"/>
+        </w:numPr>
+      </w:pPr>
+      <w:r>
+        <w:t>Introduction</w:t>
+      </w:r>
+    </w:p>
+    <w:p>
+      <w:r>
+        <w:t xml:space="preserve">The description of the design and implementation for the producer-consumer program using a singular buffer queue as the main synchronization is outlined in the document with particular emphasis on the main subcomponent decisions. </w:t>
+      </w:r>
+      <w:r>
+        <w:t>The code is written with allowance for changeability in all main parameters with the initial implementation using 5 consumers, 4 producers, 22 total items to produce and between 0.1 and 0.5 seconds of random wait time, following the technical specifications for initial design. Graceful shutdown of the program is completed once all the producers have finished producing items and the queue has been emptied by the daemonic consumers.</w:t>
+      </w:r>
+    </w:p>
+    <w:p/>
+    <w:p>
+      <w:pPr>
+        <w:pStyle w:val="Heading2"/>
+        <w:numPr>
+          <w:ilvl w:val="0"/>
+          <w:numId w:val="5"/>
+        </w:numPr>
+      </w:pPr>
+      <w:r>
+        <w:t>Design and Implementation</w:t>
+      </w:r>
+    </w:p>
+    <w:p>
+      <w:r>
+        <w:t xml:space="preserve">Overall design has followed the technical requirements outlined in the assignment </w:t>
+      </w:r>
+      <w:r>
+        <w:t>document. Design decisions for specifics on implementation are sectioned below.</w:t>
+      </w:r>
+    </w:p>
+    <w:p>
+      <w:pPr>
+        <w:pStyle w:val="Heading3"/>
+        <w:numPr>
+          <w:ilvl w:val="1"/>
+          <w:numId w:val="5"/>
+        </w:numPr>
+      </w:pPr>
+      <w:r>
+        <w:t>Architecture Overview</w:t>
+      </w:r>
+    </w:p>
+    <w:p>
+      <w:r>
+        <w:t>TD</w:t>
+      </w:r>
+    </w:p>
+    <w:p>
+      <w:pPr>
+        <w:pStyle w:val="Heading3"/>
+        <w:numPr>
+          <w:ilvl w:val="1"/>
+          <w:numId w:val="5"/>
+        </w:numPr>
+      </w:pPr>
+      <w:r>
+        <w:t>Shared Buffer</w:t>
+      </w:r>
+    </w:p>
+    <w:p>
+      <w:r>
+        <w:t>TD</w:t>
+      </w:r>
+    </w:p>
+    <w:p>
+      <w:pPr>
+        <w:pStyle w:val="Heading3"/>
+        <w:numPr>
+          <w:ilvl w:val="1"/>
+          <w:numId w:val="5"/>
+        </w:numPr>
+      </w:pPr>
+      <w:r>
+        <w:t>Work Distribution</w:t>
+      </w:r>
+    </w:p>
+    <w:p>
+      <w:r>
+        <w:t>TD</w:t>
+      </w:r>
+    </w:p>
+    <w:p>
+      <w:pPr>
+        <w:pStyle w:val="Heading3"/>
+        <w:numPr>
+          <w:ilvl w:val="1"/>
+          <w:numId w:val="5"/>
+        </w:numPr>
+      </w:pPr>
+      <w:r>
+        <w:t>Graceful Shutdown</w:t>
+      </w:r>
+    </w:p>
+    <w:p>
+      <w:r>
+        <w:t>TD</w:t>
+      </w:r>
+    </w:p>
+    <w:p>
+      <w:pPr>
+        <w:pStyle w:val="Heading3"/>
+        <w:numPr>
+          <w:ilvl w:val="1"/>
+          <w:numId w:val="5"/>
+        </w:numPr>
+      </w:pPr>
+      <w:r>
+        <w:t xml:space="preserve">Daemon Threads for Consumers </w:t>
+      </w:r>
+    </w:p>
+    <w:p>
+      <w:r>
+        <w:t>TD</w:t>
+      </w:r>
+    </w:p>
+    <w:p>
+      <w:pPr>
+        <w:pStyle w:val="Heading3"/>
+        <w:numPr>
+          <w:ilvl w:val="1"/>
+          <w:numId w:val="5"/>
+        </w:numPr>
+      </w:pPr>
+      <w:r>
+        <w:lastRenderedPageBreak/>
+        <w:t>Changeability</w:t>
+      </w:r>
+    </w:p>
+    <w:p>
+      <w:r>
+        <w:t>As per the technical specifications, no magic numbers were implemented and all variables were instantiated at the top of the code for easy modification before runtime. The table below outlines the variable names, types and purpose</w:t>
+      </w:r>
+    </w:p>
+    <w:p>
+      <w:pPr>
+        <w:jc w:val="center"/>
+      </w:pPr>
+      <w:r>
+        <w:t xml:space="preserve">Table </w:t>
+      </w:r>
+      <w:r>
+        <w:t>TD</w:t>
+      </w:r>
+      <w:r>
+        <w:t xml:space="preserve"> – Global Variable Definitions</w:t>
+      </w:r>
+    </w:p>
+    <w:tbl>
+      <w:tblPr>
+        <w:tblStyle w:val="TableGrid"/>
+        <w:tblW w:w="0" w:type="auto"/>
+        <w:tblLook w:val="04A0" w:firstRow="1" w:lastRow="0" w:firstColumn="1" w:lastColumn="0" w:noHBand="0" w:noVBand="1"/>
+      </w:tblPr>
+      <w:tblGrid>
+        <w:gridCol w:w="3361"/>
+        <w:gridCol w:w="2124"/>
+        <w:gridCol w:w="3863"/>
+      </w:tblGrid>
+      <w:tr>
+        <w:tc>
+          <w:tcPr>
+            <w:tcW w:w="3098" w:type="dxa"/>
+            <w:shd w:val="clear" w:color="auto" w:fill="ADADAD" w:themeFill="background2" w:themeFillShade="BF"/>
+          </w:tcPr>
+          <w:p>
+            <w:pPr>
+              <w:jc w:val="both"/>
+            </w:pPr>
+            <w:r>
+              <w:t>Variable</w:t>
+            </w:r>
+          </w:p>
+        </w:tc>
+        <w:tc>
+          <w:tcPr>
+            <w:tcW w:w="2124" w:type="dxa"/>
+            <w:shd w:val="clear" w:color="auto" w:fill="ADADAD" w:themeFill="background2" w:themeFillShade="BF"/>
+          </w:tcPr>
+          <w:p>
+            <w:pPr>
+              <w:jc w:val="both"/>
+            </w:pPr>
+            <w:r>
+              <w:t>Type</w:t>
+            </w:r>
+          </w:p>
+        </w:tc>
+        <w:tc>
+          <w:tcPr>
+            <w:tcW w:w="3863" w:type="dxa"/>
+            <w:shd w:val="clear" w:color="auto" w:fill="ADADAD" w:themeFill="background2" w:themeFillShade="BF"/>
+          </w:tcPr>
+          <w:p>
+            <w:pPr>
+              <w:jc w:val="both"/>
+            </w:pPr>
+            <w:r>
+              <w:t>Notes</w:t>
+            </w:r>
+          </w:p>
+        </w:tc>
+      </w:tr>
+      <w:tr>
+        <w:tc>
+          <w:tcPr>
+            <w:tcW w:w="3098" w:type="dxa"/>
+          </w:tcPr>
+          <w:p>
+            <w:pPr>
+              <w:jc w:val="both"/>
+            </w:pPr>
+            <w:r>
+              <w:t>NUMBER_OF_CONSUMERS</w:t>
+            </w:r>
+          </w:p>
+        </w:tc>
+        <w:tc>
+          <w:tcPr>
+            <w:tcW w:w="2124" w:type="dxa"/>
+          </w:tcPr>
+          <w:p>
+            <w:pPr>
+              <w:jc w:val="both"/>
+            </w:pPr>
+            <w:r>
+              <w:t>Int</w:t>
+            </w:r>
+          </w:p>
+        </w:tc>
+        <w:tc>
+          <w:tcPr>
+            <w:tcW w:w="3863" w:type="dxa"/>
+          </w:tcPr>
+          <w:p>
+            <w:pPr>
+              <w:jc w:val="both"/>
+            </w:pPr>
+            <w:r>
+              <w:t>Used to declare how many consumers are used</w:t>
+            </w:r>
+          </w:p>
+        </w:tc>
+      </w:tr>
+      <w:tr>
+        <w:tc>
+          <w:tcPr>
+            <w:tcW w:w="3098" w:type="dxa"/>
+          </w:tcPr>
+          <w:p>
+            <w:pPr>
+              <w:jc w:val="both"/>
+            </w:pPr>
+            <w:r>
+              <w:t>NUMBER_OF_PRODUCERS</w:t>
+            </w:r>
+          </w:p>
+        </w:tc>
+        <w:tc>
+          <w:tcPr>
+            <w:tcW w:w="2124" w:type="dxa"/>
+          </w:tcPr>
+          <w:p>
+            <w:pPr>
+              <w:jc w:val="both"/>
+            </w:pPr>
+            <w:r>
+              <w:t>int</w:t>
+            </w:r>
+          </w:p>
+        </w:tc>
+        <w:tc>
+          <w:tcPr>
+            <w:tcW w:w="3863" w:type="dxa"/>
+          </w:tcPr>
+          <w:p>
+            <w:pPr>
+              <w:jc w:val="both"/>
+            </w:pPr>
+            <w:r>
+              <w:t xml:space="preserve">Used to declare how many </w:t>
+            </w:r>
+            <w:r>
+              <w:t xml:space="preserve">producers </w:t>
+            </w:r>
+            <w:r>
+              <w:t>are used</w:t>
+            </w:r>
+          </w:p>
+        </w:tc>
+      </w:tr>
+      <w:tr>
+        <w:tc>
+          <w:tcPr>
+            <w:tcW w:w="3098" w:type="dxa"/>
+          </w:tcPr>
+          <w:p>
+            <w:pPr>
+              <w:jc w:val="both"/>
+            </w:pPr>
+            <w:r>
+              <w:t>TOTAL_ITEMS</w:t>
+            </w:r>
+          </w:p>
+        </w:tc>
+        <w:tc>
+          <w:tcPr>
+            <w:tcW w:w="2124" w:type="dxa"/>
+          </w:tcPr>
+          <w:p>
+            <w:pPr>
+              <w:jc w:val="both"/>
+            </w:pPr>
+            <w:r>
+              <w:t>Int</w:t>
+            </w:r>
+          </w:p>
+        </w:tc>
+        <w:tc>
+          <w:tcPr>
+            <w:tcW w:w="3863" w:type="dxa"/>
+          </w:tcPr>
+          <w:p>
+            <w:pPr>
+              <w:jc w:val="both"/>
+            </w:pPr>
+            <w:r>
+              <w:t>Define how many total items will be produced</w:t>
+            </w:r>
+          </w:p>
+        </w:tc>
+      </w:tr>
+      <w:tr>
+        <w:tc>
+          <w:tcPr>
+            <w:tcW w:w="3098" w:type="dxa"/>
+          </w:tcPr>
+          <w:p>
+            <w:pPr>
+              <w:jc w:val="both"/>
+            </w:pPr>
+            <w:r>
+              <w:t>RANDOM_PRODUCER_SLEEP</w:t>
+            </w:r>
+          </w:p>
+        </w:tc>
+        <w:tc>
+          <w:tcPr>
+            <w:tcW w:w="2124" w:type="dxa"/>
+          </w:tcPr>
+          <w:p>
+            <w:pPr>
+              <w:jc w:val="both"/>
+            </w:pPr>
+            <w:r>
+              <w:t>tuple[float, float]</w:t>
+            </w:r>
+          </w:p>
+        </w:tc>
+        <w:tc>
+          <w:tcPr>
+            <w:tcW w:w="3863" w:type="dxa"/>
+          </w:tcPr>
+          <w:p>
+            <w:pPr>
+              <w:jc w:val="both"/>
+            </w:pPr>
+            <w:r>
+              <w:t xml:space="preserve">Range of sleep time for producers </w:t>
+            </w:r>
+            <w:r>
+              <w:t>in seconds</w:t>
+            </w:r>
+          </w:p>
+        </w:tc>
+      </w:tr>
+      <w:tr>
+        <w:tc>
+          <w:tcPr>
+            <w:tcW w:w="3098" w:type="dxa"/>
+          </w:tcPr>
+          <w:p>
+            <w:pPr>
+              <w:jc w:val="both"/>
+            </w:pPr>
+            <w:r>
+              <w:t>RANDOM_</w:t>
+            </w:r>
+            <w:r>
+              <w:t>CONSUMER</w:t>
+            </w:r>
+            <w:r>
+              <w:t>_SLEEP</w:t>
+            </w:r>
+          </w:p>
+        </w:tc>
+        <w:tc>
+          <w:tcPr>
+            <w:tcW w:w="2124" w:type="dxa"/>
+          </w:tcPr>
+          <w:p>
+            <w:pPr>
+              <w:jc w:val="both"/>
+            </w:pPr>
+            <w:r>
+              <w:t>tuple[float, float]</w:t>
+            </w:r>
+          </w:p>
+        </w:tc>
+        <w:tc>
+          <w:tcPr>
+            <w:tcW w:w="3863" w:type="dxa"/>
+          </w:tcPr>
+          <w:p>
+            <w:pPr>
+              <w:jc w:val="both"/>
+            </w:pPr>
+            <w:r>
+              <w:t>Range of sleep time for producers</w:t>
+            </w:r>
+            <w:r>
+              <w:t xml:space="preserve"> in seconds</w:t>
+            </w:r>
+          </w:p>
+        </w:tc>
+      </w:tr>
+    </w:tbl>
+    <w:p/>
+    <w:p>
+      <w:r>
+        <w:t>At the top of the script, the variables from Table TD are declared as seen below:</w:t>
+      </w:r>
+    </w:p>
+    <w:p>
+      <w:pPr>
+        <w:pStyle w:val="ListParagraph"/>
         <w:numPr>
           <w:ilvl w:val="0"/>
           <w:numId w:val="2"/>
         </w:numPr>
-        <w:rPr>
-          <w:color w:val="EE0000"/>
-        </w:rPr>
-      </w:pPr>
-      <w:r>
-        <w:rPr>
-          <w:color w:val="EE0000"/>
-        </w:rPr>
-        <w:t xml:space="preserve">TODO3: </w:t>
-      </w:r>
-      <w:r>
-        <w:rPr>
-          <w:color w:val="EE0000"/>
-        </w:rPr>
-        <w:t>Do not include any other import other than the ones in the skeleton code.</w:t>
-      </w:r>
-    </w:p>
-    <w:p>
-      <w:pPr>
+        <w:shd w:val="clear" w:color="auto" w:fill="121314"/>
+        <w:spacing w:after="0" w:line="330" w:lineRule="atLeast"/>
+        <w:rPr>
+          <w:rFonts w:ascii="Consolas" w:eastAsia="Times New Roman" w:hAnsi="Consolas" w:cs="Times New Roman"/>
+          <w:color w:val="BBBEBF"/>
+          <w:kern w:val="0"/>
+          <w:sz w:val="25"/>
+          <w:szCs w:val="25"/>
+          <w14:ligatures w14:val="none"/>
+        </w:rPr>
+      </w:pPr>
+      <w:r>
+        <w:rPr>
+          <w:rFonts w:ascii="Consolas" w:eastAsia="Times New Roman" w:hAnsi="Consolas" w:cs="Times New Roman"/>
+          <w:color w:val="8B949E"/>
+          <w:kern w:val="0"/>
+          <w:sz w:val="25"/>
+          <w:szCs w:val="25"/>
+          <w14:ligatures w14:val="none"/>
+        </w:rPr>
+        <w:t># --- Global variable definitions --- #</w:t>
+      </w:r>
+    </w:p>
+    <w:p>
+      <w:pPr>
+        <w:pStyle w:val="ListParagraph"/>
         <w:numPr>
           <w:ilvl w:val="0"/>
           <w:numId w:val="2"/>
         </w:numPr>
-        <w:rPr>
-          <w:color w:val="EE0000"/>
-        </w:rPr>
-      </w:pPr>
-      <w:r>
-        <w:rPr>
-          <w:color w:val="EE0000"/>
-        </w:rPr>
-        <w:t xml:space="preserve">TODO4: </w:t>
-      </w:r>
-      <w:r>
-        <w:rPr>
-          <w:color w:val="EE0000"/>
-        </w:rPr>
-        <w:t>Include some reasonable randomness for when an item is produced or consumed.    </w:t>
-      </w:r>
-    </w:p>
-    <w:p>
-      <w:pPr>
+        <w:shd w:val="clear" w:color="auto" w:fill="121314"/>
+        <w:spacing w:after="0" w:line="330" w:lineRule="atLeast"/>
+        <w:rPr>
+          <w:rFonts w:ascii="Consolas" w:eastAsia="Times New Roman" w:hAnsi="Consolas" w:cs="Times New Roman"/>
+          <w:color w:val="BBBEBF"/>
+          <w:kern w:val="0"/>
+          <w:sz w:val="25"/>
+          <w:szCs w:val="25"/>
+          <w14:ligatures w14:val="none"/>
+        </w:rPr>
+      </w:pPr>
+      <w:r>
+        <w:rPr>
+          <w:rFonts w:ascii="Consolas" w:eastAsia="Times New Roman" w:hAnsi="Consolas" w:cs="Times New Roman"/>
+          <w:color w:val="79C0FF"/>
+          <w:kern w:val="0"/>
+          <w:sz w:val="25"/>
+          <w:szCs w:val="25"/>
+          <w14:ligatures w14:val="none"/>
+        </w:rPr>
+        <w:t>NUMBER_OF_CONSUMERS</w:t>
+      </w:r>
+      <w:r>
+        <w:rPr>
+          <w:rFonts w:ascii="Consolas" w:eastAsia="Times New Roman" w:hAnsi="Consolas" w:cs="Times New Roman"/>
+          <w:color w:val="BBBEBF"/>
+          <w:kern w:val="0"/>
+          <w:sz w:val="25"/>
+          <w:szCs w:val="25"/>
+          <w14:ligatures w14:val="none"/>
+        </w:rPr>
+        <w:t xml:space="preserve">: </w:t>
+      </w:r>
+      <w:r>
+        <w:rPr>
+          <w:rFonts w:ascii="Consolas" w:eastAsia="Times New Roman" w:hAnsi="Consolas" w:cs="Times New Roman"/>
+          <w:color w:val="4EC9B0"/>
+          <w:kern w:val="0"/>
+          <w:sz w:val="25"/>
+          <w:szCs w:val="25"/>
+          <w14:ligatures w14:val="none"/>
+        </w:rPr>
+        <w:t>int</w:t>
+      </w:r>
+      <w:r>
+        <w:rPr>
+          <w:rFonts w:ascii="Consolas" w:eastAsia="Times New Roman" w:hAnsi="Consolas" w:cs="Times New Roman"/>
+          <w:color w:val="BBBEBF"/>
+          <w:kern w:val="0"/>
+          <w:sz w:val="25"/>
+          <w:szCs w:val="25"/>
+          <w14:ligatures w14:val="none"/>
+        </w:rPr>
+        <w:t xml:space="preserve"> </w:t>
+      </w:r>
+      <w:r>
+        <w:rPr>
+          <w:rFonts w:ascii="Consolas" w:eastAsia="Times New Roman" w:hAnsi="Consolas" w:cs="Times New Roman"/>
+          <w:color w:val="D4D4D4"/>
+          <w:kern w:val="0"/>
+          <w:sz w:val="25"/>
+          <w:szCs w:val="25"/>
+          <w14:ligatures w14:val="none"/>
+        </w:rPr>
+        <w:t>=</w:t>
+      </w:r>
+      <w:r>
+        <w:rPr>
+          <w:rFonts w:ascii="Consolas" w:eastAsia="Times New Roman" w:hAnsi="Consolas" w:cs="Times New Roman"/>
+          <w:color w:val="BBBEBF"/>
+          <w:kern w:val="0"/>
+          <w:sz w:val="25"/>
+          <w:szCs w:val="25"/>
+          <w14:ligatures w14:val="none"/>
+        </w:rPr>
+        <w:t xml:space="preserve"> </w:t>
+      </w:r>
+      <w:r>
+        <w:rPr>
+          <w:rFonts w:ascii="Consolas" w:eastAsia="Times New Roman" w:hAnsi="Consolas" w:cs="Times New Roman"/>
+          <w:color w:val="B5CEA8"/>
+          <w:kern w:val="0"/>
+          <w:sz w:val="25"/>
+          <w:szCs w:val="25"/>
+          <w14:ligatures w14:val="none"/>
+        </w:rPr>
+        <w:t>5</w:t>
+      </w:r>
+      <w:r>
+        <w:rPr>
+          <w:rFonts w:ascii="Consolas" w:eastAsia="Times New Roman" w:hAnsi="Consolas" w:cs="Times New Roman"/>
+          <w:color w:val="BBBEBF"/>
+          <w:kern w:val="0"/>
+          <w:sz w:val="25"/>
+          <w:szCs w:val="25"/>
+          <w14:ligatures w14:val="none"/>
+        </w:rPr>
+        <w:t xml:space="preserve"> </w:t>
+      </w:r>
+      <w:r>
+        <w:rPr>
+          <w:rFonts w:ascii="Consolas" w:eastAsia="Times New Roman" w:hAnsi="Consolas" w:cs="Times New Roman"/>
+          <w:color w:val="8B949E"/>
+          <w:kern w:val="0"/>
+          <w:sz w:val="25"/>
+          <w:szCs w:val="25"/>
+          <w14:ligatures w14:val="none"/>
+        </w:rPr>
+        <w:t># Number of consumers</w:t>
+      </w:r>
+    </w:p>
+    <w:p>
+      <w:pPr>
+        <w:pStyle w:val="ListParagraph"/>
         <w:numPr>
           <w:ilvl w:val="0"/>
           <w:numId w:val="2"/>
         </w:numPr>
-        <w:rPr>
-          <w:color w:val="EE0000"/>
-        </w:rPr>
-      </w:pPr>
-      <w:r>
-        <w:rPr>
-          <w:color w:val="EE0000"/>
-        </w:rPr>
-        <w:t xml:space="preserve">TODO5: </w:t>
-      </w:r>
-      <w:r>
-        <w:rPr>
-          <w:color w:val="EE0000"/>
-        </w:rPr>
-        <w:t xml:space="preserve">Use threading module types to create 4 producer threads and 5 consumer threads. Set </w:t>
-      </w:r>
-      <w:proofErr w:type="gramStart"/>
-      <w:r>
-        <w:rPr>
-          <w:color w:val="EE0000"/>
-        </w:rPr>
-        <w:t>to produce</w:t>
-      </w:r>
-      <w:proofErr w:type="gramEnd"/>
-      <w:r>
-        <w:rPr>
-          <w:color w:val="EE0000"/>
-        </w:rPr>
-        <w:t xml:space="preserve"> a reasonably manageable number of items (to simplify testing).</w:t>
-      </w:r>
-    </w:p>
-    <w:p>
-      <w:pPr>
+        <w:shd w:val="clear" w:color="auto" w:fill="121314"/>
+        <w:spacing w:after="0" w:line="330" w:lineRule="atLeast"/>
+        <w:rPr>
+          <w:rFonts w:ascii="Consolas" w:eastAsia="Times New Roman" w:hAnsi="Consolas" w:cs="Times New Roman"/>
+          <w:color w:val="BBBEBF"/>
+          <w:kern w:val="0"/>
+          <w:sz w:val="25"/>
+          <w:szCs w:val="25"/>
+          <w14:ligatures w14:val="none"/>
+        </w:rPr>
+      </w:pPr>
+      <w:r>
+        <w:rPr>
+          <w:rFonts w:ascii="Consolas" w:eastAsia="Times New Roman" w:hAnsi="Consolas" w:cs="Times New Roman"/>
+          <w:color w:val="79C0FF"/>
+          <w:kern w:val="0"/>
+          <w:sz w:val="25"/>
+          <w:szCs w:val="25"/>
+          <w14:ligatures w14:val="none"/>
+        </w:rPr>
+        <w:t>NUMBER_OF_PRODUCERS</w:t>
+      </w:r>
+      <w:r>
+        <w:rPr>
+          <w:rFonts w:ascii="Consolas" w:eastAsia="Times New Roman" w:hAnsi="Consolas" w:cs="Times New Roman"/>
+          <w:color w:val="BBBEBF"/>
+          <w:kern w:val="0"/>
+          <w:sz w:val="25"/>
+          <w:szCs w:val="25"/>
+          <w14:ligatures w14:val="none"/>
+        </w:rPr>
+        <w:t xml:space="preserve">: </w:t>
+      </w:r>
+      <w:r>
+        <w:rPr>
+          <w:rFonts w:ascii="Consolas" w:eastAsia="Times New Roman" w:hAnsi="Consolas" w:cs="Times New Roman"/>
+          <w:color w:val="4EC9B0"/>
+          <w:kern w:val="0"/>
+          <w:sz w:val="25"/>
+          <w:szCs w:val="25"/>
+          <w14:ligatures w14:val="none"/>
+        </w:rPr>
+        <w:t>int</w:t>
+      </w:r>
+      <w:r>
+        <w:rPr>
+          <w:rFonts w:ascii="Consolas" w:eastAsia="Times New Roman" w:hAnsi="Consolas" w:cs="Times New Roman"/>
+          <w:color w:val="BBBEBF"/>
+          <w:kern w:val="0"/>
+          <w:sz w:val="25"/>
+          <w:szCs w:val="25"/>
+          <w14:ligatures w14:val="none"/>
+        </w:rPr>
+        <w:t xml:space="preserve"> </w:t>
+      </w:r>
+      <w:r>
+        <w:rPr>
+          <w:rFonts w:ascii="Consolas" w:eastAsia="Times New Roman" w:hAnsi="Consolas" w:cs="Times New Roman"/>
+          <w:color w:val="D4D4D4"/>
+          <w:kern w:val="0"/>
+          <w:sz w:val="25"/>
+          <w:szCs w:val="25"/>
+          <w14:ligatures w14:val="none"/>
+        </w:rPr>
+        <w:t>=</w:t>
+      </w:r>
+      <w:r>
+        <w:rPr>
+          <w:rFonts w:ascii="Consolas" w:eastAsia="Times New Roman" w:hAnsi="Consolas" w:cs="Times New Roman"/>
+          <w:color w:val="BBBEBF"/>
+          <w:kern w:val="0"/>
+          <w:sz w:val="25"/>
+          <w:szCs w:val="25"/>
+          <w14:ligatures w14:val="none"/>
+        </w:rPr>
+        <w:t xml:space="preserve"> </w:t>
+      </w:r>
+      <w:r>
+        <w:rPr>
+          <w:rFonts w:ascii="Consolas" w:eastAsia="Times New Roman" w:hAnsi="Consolas" w:cs="Times New Roman"/>
+          <w:color w:val="B5CEA8"/>
+          <w:kern w:val="0"/>
+          <w:sz w:val="25"/>
+          <w:szCs w:val="25"/>
+          <w14:ligatures w14:val="none"/>
+        </w:rPr>
+        <w:t>4</w:t>
+      </w:r>
+      <w:r>
+        <w:rPr>
+          <w:rFonts w:ascii="Consolas" w:eastAsia="Times New Roman" w:hAnsi="Consolas" w:cs="Times New Roman"/>
+          <w:color w:val="BBBEBF"/>
+          <w:kern w:val="0"/>
+          <w:sz w:val="25"/>
+          <w:szCs w:val="25"/>
+          <w14:ligatures w14:val="none"/>
+        </w:rPr>
+        <w:t xml:space="preserve"> </w:t>
+      </w:r>
+      <w:r>
+        <w:rPr>
+          <w:rFonts w:ascii="Consolas" w:eastAsia="Times New Roman" w:hAnsi="Consolas" w:cs="Times New Roman"/>
+          <w:color w:val="8B949E"/>
+          <w:kern w:val="0"/>
+          <w:sz w:val="25"/>
+          <w:szCs w:val="25"/>
+          <w14:ligatures w14:val="none"/>
+        </w:rPr>
+        <w:t xml:space="preserve"># Number of producers </w:t>
+      </w:r>
+    </w:p>
+    <w:p>
+      <w:pPr>
+        <w:pStyle w:val="ListParagraph"/>
         <w:numPr>
           <w:ilvl w:val="0"/>
           <w:numId w:val="2"/>
         </w:numPr>
-        <w:rPr>
-          <w:color w:val="EE0000"/>
-        </w:rPr>
-      </w:pPr>
-      <w:r>
-        <w:rPr>
-          <w:color w:val="EE0000"/>
-        </w:rPr>
-        <w:t xml:space="preserve">TODO6: </w:t>
-      </w:r>
-      <w:r>
-        <w:rPr>
-          <w:color w:val="EE0000"/>
-        </w:rPr>
-        <w:t xml:space="preserve">Write the code with changeability in mind. All such values (number of threads, randomness, number of items, ...) should be easily </w:t>
-      </w:r>
-      <w:proofErr w:type="gramStart"/>
-      <w:r>
-        <w:rPr>
-          <w:color w:val="EE0000"/>
-        </w:rPr>
-        <w:t>changeable</w:t>
-      </w:r>
-      <w:proofErr w:type="gramEnd"/>
-      <w:r>
-        <w:rPr>
-          <w:color w:val="EE0000"/>
-        </w:rPr>
-        <w:t xml:space="preserve"> (e.g. do not use magic numbers). </w:t>
-      </w:r>
-    </w:p>
-    <w:p>
-      <w:pPr>
+        <w:shd w:val="clear" w:color="auto" w:fill="121314"/>
+        <w:spacing w:after="0" w:line="330" w:lineRule="atLeast"/>
+        <w:rPr>
+          <w:rFonts w:ascii="Consolas" w:eastAsia="Times New Roman" w:hAnsi="Consolas" w:cs="Times New Roman"/>
+          <w:color w:val="BBBEBF"/>
+          <w:kern w:val="0"/>
+          <w:sz w:val="25"/>
+          <w:szCs w:val="25"/>
+          <w14:ligatures w14:val="none"/>
+        </w:rPr>
+      </w:pPr>
+      <w:r>
+        <w:rPr>
+          <w:rFonts w:ascii="Consolas" w:eastAsia="Times New Roman" w:hAnsi="Consolas" w:cs="Times New Roman"/>
+          <w:color w:val="79C0FF"/>
+          <w:kern w:val="0"/>
+          <w:sz w:val="25"/>
+          <w:szCs w:val="25"/>
+          <w14:ligatures w14:val="none"/>
+        </w:rPr>
+        <w:t>TOTAL_ITEMS</w:t>
+      </w:r>
+      <w:r>
+        <w:rPr>
+          <w:rFonts w:ascii="Consolas" w:eastAsia="Times New Roman" w:hAnsi="Consolas" w:cs="Times New Roman"/>
+          <w:color w:val="BBBEBF"/>
+          <w:kern w:val="0"/>
+          <w:sz w:val="25"/>
+          <w:szCs w:val="25"/>
+          <w14:ligatures w14:val="none"/>
+        </w:rPr>
+        <w:t xml:space="preserve">: </w:t>
+      </w:r>
+      <w:r>
+        <w:rPr>
+          <w:rFonts w:ascii="Consolas" w:eastAsia="Times New Roman" w:hAnsi="Consolas" w:cs="Times New Roman"/>
+          <w:color w:val="4EC9B0"/>
+          <w:kern w:val="0"/>
+          <w:sz w:val="25"/>
+          <w:szCs w:val="25"/>
+          <w14:ligatures w14:val="none"/>
+        </w:rPr>
+        <w:t>int</w:t>
+      </w:r>
+      <w:r>
+        <w:rPr>
+          <w:rFonts w:ascii="Consolas" w:eastAsia="Times New Roman" w:hAnsi="Consolas" w:cs="Times New Roman"/>
+          <w:color w:val="BBBEBF"/>
+          <w:kern w:val="0"/>
+          <w:sz w:val="25"/>
+          <w:szCs w:val="25"/>
+          <w14:ligatures w14:val="none"/>
+        </w:rPr>
+        <w:t xml:space="preserve"> </w:t>
+      </w:r>
+      <w:r>
+        <w:rPr>
+          <w:rFonts w:ascii="Consolas" w:eastAsia="Times New Roman" w:hAnsi="Consolas" w:cs="Times New Roman"/>
+          <w:color w:val="D4D4D4"/>
+          <w:kern w:val="0"/>
+          <w:sz w:val="25"/>
+          <w:szCs w:val="25"/>
+          <w14:ligatures w14:val="none"/>
+        </w:rPr>
+        <w:t>=</w:t>
+      </w:r>
+      <w:r>
+        <w:rPr>
+          <w:rFonts w:ascii="Consolas" w:eastAsia="Times New Roman" w:hAnsi="Consolas" w:cs="Times New Roman"/>
+          <w:color w:val="BBBEBF"/>
+          <w:kern w:val="0"/>
+          <w:sz w:val="25"/>
+          <w:szCs w:val="25"/>
+          <w14:ligatures w14:val="none"/>
+        </w:rPr>
+        <w:t xml:space="preserve"> </w:t>
+      </w:r>
+      <w:r>
+        <w:rPr>
+          <w:rFonts w:ascii="Consolas" w:eastAsia="Times New Roman" w:hAnsi="Consolas" w:cs="Times New Roman"/>
+          <w:color w:val="B5CEA8"/>
+          <w:kern w:val="0"/>
+          <w:sz w:val="25"/>
+          <w:szCs w:val="25"/>
+          <w14:ligatures w14:val="none"/>
+        </w:rPr>
+        <w:t>20</w:t>
+      </w:r>
+      <w:r>
+        <w:rPr>
+          <w:rFonts w:ascii="Consolas" w:eastAsia="Times New Roman" w:hAnsi="Consolas" w:cs="Times New Roman"/>
+          <w:color w:val="BBBEBF"/>
+          <w:kern w:val="0"/>
+          <w:sz w:val="25"/>
+          <w:szCs w:val="25"/>
+          <w14:ligatures w14:val="none"/>
+        </w:rPr>
+        <w:t xml:space="preserve">           </w:t>
+      </w:r>
+      <w:r>
+        <w:rPr>
+          <w:rFonts w:ascii="Consolas" w:eastAsia="Times New Roman" w:hAnsi="Consolas" w:cs="Times New Roman"/>
+          <w:color w:val="8B949E"/>
+          <w:kern w:val="0"/>
+          <w:sz w:val="25"/>
+          <w:szCs w:val="25"/>
+          <w14:ligatures w14:val="none"/>
+        </w:rPr>
+        <w:t># Total number of items to be produced (must be &gt;= NUMBER_OF_PRODUCERS)</w:t>
+      </w:r>
+    </w:p>
+    <w:p>
+      <w:pPr>
+        <w:pStyle w:val="ListParagraph"/>
         <w:numPr>
           <w:ilvl w:val="0"/>
           <w:numId w:val="2"/>
         </w:numPr>
-        <w:rPr>
-          <w:color w:val="EE0000"/>
-        </w:rPr>
-      </w:pPr>
-      <w:r>
-        <w:rPr>
-          <w:color w:val="EE0000"/>
-        </w:rPr>
-        <w:t xml:space="preserve">TODO7: </w:t>
-      </w:r>
-      <w:r>
-        <w:rPr>
-          <w:color w:val="EE0000"/>
-        </w:rPr>
-        <w:t>The program should gracefully end when all produced items are consumed. Consumer threads can be daemon threads (for simplicity), but as usual you need to explain and document your choice. </w:t>
-      </w:r>
-    </w:p>
-    <w:p>
-      <w:pPr>
+        <w:shd w:val="clear" w:color="auto" w:fill="121314"/>
+        <w:spacing w:after="0" w:line="330" w:lineRule="atLeast"/>
+        <w:rPr>
+          <w:rFonts w:ascii="Consolas" w:eastAsia="Times New Roman" w:hAnsi="Consolas" w:cs="Times New Roman"/>
+          <w:color w:val="BBBEBF"/>
+          <w:kern w:val="0"/>
+          <w:sz w:val="25"/>
+          <w:szCs w:val="25"/>
+          <w14:ligatures w14:val="none"/>
+        </w:rPr>
+      </w:pPr>
+      <w:r>
+        <w:rPr>
+          <w:rFonts w:ascii="Consolas" w:eastAsia="Times New Roman" w:hAnsi="Consolas" w:cs="Times New Roman"/>
+          <w:color w:val="79C0FF"/>
+          <w:kern w:val="0"/>
+          <w:sz w:val="25"/>
+          <w:szCs w:val="25"/>
+          <w14:ligatures w14:val="none"/>
+        </w:rPr>
+        <w:t>RANDOM_PRODUCER_SLEEP</w:t>
+      </w:r>
+      <w:r>
+        <w:rPr>
+          <w:rFonts w:ascii="Consolas" w:eastAsia="Times New Roman" w:hAnsi="Consolas" w:cs="Times New Roman"/>
+          <w:color w:val="BBBEBF"/>
+          <w:kern w:val="0"/>
+          <w:sz w:val="25"/>
+          <w:szCs w:val="25"/>
+          <w14:ligatures w14:val="none"/>
+        </w:rPr>
+        <w:t xml:space="preserve">: </w:t>
+      </w:r>
+      <w:r>
+        <w:rPr>
+          <w:rFonts w:ascii="Consolas" w:eastAsia="Times New Roman" w:hAnsi="Consolas" w:cs="Times New Roman"/>
+          <w:color w:val="4EC9B0"/>
+          <w:kern w:val="0"/>
+          <w:sz w:val="25"/>
+          <w:szCs w:val="25"/>
+          <w14:ligatures w14:val="none"/>
+        </w:rPr>
+        <w:t>tuple</w:t>
+      </w:r>
+      <w:r>
+        <w:rPr>
+          <w:rFonts w:ascii="Consolas" w:eastAsia="Times New Roman" w:hAnsi="Consolas" w:cs="Times New Roman"/>
+          <w:color w:val="BBBEBF"/>
+          <w:kern w:val="0"/>
+          <w:sz w:val="25"/>
+          <w:szCs w:val="25"/>
+          <w14:ligatures w14:val="none"/>
+        </w:rPr>
+        <w:t>[</w:t>
+      </w:r>
+      <w:r>
+        <w:rPr>
+          <w:rFonts w:ascii="Consolas" w:eastAsia="Times New Roman" w:hAnsi="Consolas" w:cs="Times New Roman"/>
+          <w:color w:val="4EC9B0"/>
+          <w:kern w:val="0"/>
+          <w:sz w:val="25"/>
+          <w:szCs w:val="25"/>
+          <w14:ligatures w14:val="none"/>
+        </w:rPr>
+        <w:t>float</w:t>
+      </w:r>
+      <w:r>
+        <w:rPr>
+          <w:rFonts w:ascii="Consolas" w:eastAsia="Times New Roman" w:hAnsi="Consolas" w:cs="Times New Roman"/>
+          <w:color w:val="BBBEBF"/>
+          <w:kern w:val="0"/>
+          <w:sz w:val="25"/>
+          <w:szCs w:val="25"/>
+          <w14:ligatures w14:val="none"/>
+        </w:rPr>
+        <w:t xml:space="preserve">, </w:t>
+      </w:r>
+      <w:r>
+        <w:rPr>
+          <w:rFonts w:ascii="Consolas" w:eastAsia="Times New Roman" w:hAnsi="Consolas" w:cs="Times New Roman"/>
+          <w:color w:val="4EC9B0"/>
+          <w:kern w:val="0"/>
+          <w:sz w:val="25"/>
+          <w:szCs w:val="25"/>
+          <w14:ligatures w14:val="none"/>
+        </w:rPr>
+        <w:t>float</w:t>
+      </w:r>
+      <w:r>
+        <w:rPr>
+          <w:rFonts w:ascii="Consolas" w:eastAsia="Times New Roman" w:hAnsi="Consolas" w:cs="Times New Roman"/>
+          <w:color w:val="BBBEBF"/>
+          <w:kern w:val="0"/>
+          <w:sz w:val="25"/>
+          <w:szCs w:val="25"/>
+          <w14:ligatures w14:val="none"/>
+        </w:rPr>
+        <w:t xml:space="preserve">] </w:t>
+      </w:r>
+      <w:r>
+        <w:rPr>
+          <w:rFonts w:ascii="Consolas" w:eastAsia="Times New Roman" w:hAnsi="Consolas" w:cs="Times New Roman"/>
+          <w:color w:val="D4D4D4"/>
+          <w:kern w:val="0"/>
+          <w:sz w:val="25"/>
+          <w:szCs w:val="25"/>
+          <w14:ligatures w14:val="none"/>
+        </w:rPr>
+        <w:t>=</w:t>
+      </w:r>
+      <w:r>
+        <w:rPr>
+          <w:rFonts w:ascii="Consolas" w:eastAsia="Times New Roman" w:hAnsi="Consolas" w:cs="Times New Roman"/>
+          <w:color w:val="BBBEBF"/>
+          <w:kern w:val="0"/>
+          <w:sz w:val="25"/>
+          <w:szCs w:val="25"/>
+          <w14:ligatures w14:val="none"/>
+        </w:rPr>
+        <w:t xml:space="preserve"> (</w:t>
+      </w:r>
+      <w:r>
+        <w:rPr>
+          <w:rFonts w:ascii="Consolas" w:eastAsia="Times New Roman" w:hAnsi="Consolas" w:cs="Times New Roman"/>
+          <w:color w:val="B5CEA8"/>
+          <w:kern w:val="0"/>
+          <w:sz w:val="25"/>
+          <w:szCs w:val="25"/>
+          <w14:ligatures w14:val="none"/>
+        </w:rPr>
+        <w:t>0.1</w:t>
+      </w:r>
+      <w:r>
+        <w:rPr>
+          <w:rFonts w:ascii="Consolas" w:eastAsia="Times New Roman" w:hAnsi="Consolas" w:cs="Times New Roman"/>
+          <w:color w:val="BBBEBF"/>
+          <w:kern w:val="0"/>
+          <w:sz w:val="25"/>
+          <w:szCs w:val="25"/>
+          <w14:ligatures w14:val="none"/>
+        </w:rPr>
+        <w:t xml:space="preserve">, </w:t>
+      </w:r>
+      <w:r>
+        <w:rPr>
+          <w:rFonts w:ascii="Consolas" w:eastAsia="Times New Roman" w:hAnsi="Consolas" w:cs="Times New Roman"/>
+          <w:color w:val="B5CEA8"/>
+          <w:kern w:val="0"/>
+          <w:sz w:val="25"/>
+          <w:szCs w:val="25"/>
+          <w14:ligatures w14:val="none"/>
+        </w:rPr>
+        <w:t>0.5</w:t>
+      </w:r>
+      <w:r>
+        <w:rPr>
+          <w:rFonts w:ascii="Consolas" w:eastAsia="Times New Roman" w:hAnsi="Consolas" w:cs="Times New Roman"/>
+          <w:color w:val="BBBEBF"/>
+          <w:kern w:val="0"/>
+          <w:sz w:val="25"/>
+          <w:szCs w:val="25"/>
+          <w14:ligatures w14:val="none"/>
+        </w:rPr>
+        <w:t xml:space="preserve">) </w:t>
+      </w:r>
+      <w:r>
+        <w:rPr>
+          <w:rFonts w:ascii="Consolas" w:eastAsia="Times New Roman" w:hAnsi="Consolas" w:cs="Times New Roman"/>
+          <w:color w:val="8B949E"/>
+          <w:kern w:val="0"/>
+          <w:sz w:val="25"/>
+          <w:szCs w:val="25"/>
+          <w14:ligatures w14:val="none"/>
+        </w:rPr>
+        <w:t># seconds for random sleep range for producers</w:t>
+      </w:r>
+    </w:p>
+    <w:p>
+      <w:pPr>
+        <w:pStyle w:val="ListParagraph"/>
         <w:numPr>
           <w:ilvl w:val="0"/>
           <w:numId w:val="2"/>
         </w:numPr>
+        <w:shd w:val="clear" w:color="auto" w:fill="121314"/>
+        <w:spacing w:after="0" w:line="330" w:lineRule="atLeast"/>
+        <w:rPr>
+          <w:rFonts w:ascii="Consolas" w:eastAsia="Times New Roman" w:hAnsi="Consolas" w:cs="Times New Roman"/>
+          <w:color w:val="BBBEBF"/>
+          <w:kern w:val="0"/>
+          <w:sz w:val="25"/>
+          <w:szCs w:val="25"/>
+          <w14:ligatures w14:val="none"/>
+        </w:rPr>
+      </w:pPr>
+      <w:r>
+        <w:rPr>
+          <w:rFonts w:ascii="Consolas" w:eastAsia="Times New Roman" w:hAnsi="Consolas" w:cs="Times New Roman"/>
+          <w:color w:val="79C0FF"/>
+          <w:kern w:val="0"/>
+          <w:sz w:val="25"/>
+          <w:szCs w:val="25"/>
+          <w14:ligatures w14:val="none"/>
+        </w:rPr>
+        <w:t>RANDOM_CONSUMER_SLEEP</w:t>
+      </w:r>
+      <w:r>
+        <w:rPr>
+          <w:rFonts w:ascii="Consolas" w:eastAsia="Times New Roman" w:hAnsi="Consolas" w:cs="Times New Roman"/>
+          <w:color w:val="BBBEBF"/>
+          <w:kern w:val="0"/>
+          <w:sz w:val="25"/>
+          <w:szCs w:val="25"/>
+          <w14:ligatures w14:val="none"/>
+        </w:rPr>
+        <w:t xml:space="preserve">: </w:t>
+      </w:r>
+      <w:r>
+        <w:rPr>
+          <w:rFonts w:ascii="Consolas" w:eastAsia="Times New Roman" w:hAnsi="Consolas" w:cs="Times New Roman"/>
+          <w:color w:val="4EC9B0"/>
+          <w:kern w:val="0"/>
+          <w:sz w:val="25"/>
+          <w:szCs w:val="25"/>
+          <w14:ligatures w14:val="none"/>
+        </w:rPr>
+        <w:t>tuple</w:t>
+      </w:r>
+      <w:r>
+        <w:rPr>
+          <w:rFonts w:ascii="Consolas" w:eastAsia="Times New Roman" w:hAnsi="Consolas" w:cs="Times New Roman"/>
+          <w:color w:val="BBBEBF"/>
+          <w:kern w:val="0"/>
+          <w:sz w:val="25"/>
+          <w:szCs w:val="25"/>
+          <w14:ligatures w14:val="none"/>
+        </w:rPr>
+        <w:t>[</w:t>
+      </w:r>
+      <w:r>
+        <w:rPr>
+          <w:rFonts w:ascii="Consolas" w:eastAsia="Times New Roman" w:hAnsi="Consolas" w:cs="Times New Roman"/>
+          <w:color w:val="4EC9B0"/>
+          <w:kern w:val="0"/>
+          <w:sz w:val="25"/>
+          <w:szCs w:val="25"/>
+          <w14:ligatures w14:val="none"/>
+        </w:rPr>
+        <w:t>float</w:t>
+      </w:r>
+      <w:r>
+        <w:rPr>
+          <w:rFonts w:ascii="Consolas" w:eastAsia="Times New Roman" w:hAnsi="Consolas" w:cs="Times New Roman"/>
+          <w:color w:val="BBBEBF"/>
+          <w:kern w:val="0"/>
+          <w:sz w:val="25"/>
+          <w:szCs w:val="25"/>
+          <w14:ligatures w14:val="none"/>
+        </w:rPr>
+        <w:t xml:space="preserve">, </w:t>
+      </w:r>
+      <w:r>
+        <w:rPr>
+          <w:rFonts w:ascii="Consolas" w:eastAsia="Times New Roman" w:hAnsi="Consolas" w:cs="Times New Roman"/>
+          <w:color w:val="4EC9B0"/>
+          <w:kern w:val="0"/>
+          <w:sz w:val="25"/>
+          <w:szCs w:val="25"/>
+          <w14:ligatures w14:val="none"/>
+        </w:rPr>
+        <w:t>float</w:t>
+      </w:r>
+      <w:r>
+        <w:rPr>
+          <w:rFonts w:ascii="Consolas" w:eastAsia="Times New Roman" w:hAnsi="Consolas" w:cs="Times New Roman"/>
+          <w:color w:val="BBBEBF"/>
+          <w:kern w:val="0"/>
+          <w:sz w:val="25"/>
+          <w:szCs w:val="25"/>
+          <w14:ligatures w14:val="none"/>
+        </w:rPr>
+        <w:t xml:space="preserve">] </w:t>
+      </w:r>
+      <w:r>
+        <w:rPr>
+          <w:rFonts w:ascii="Consolas" w:eastAsia="Times New Roman" w:hAnsi="Consolas" w:cs="Times New Roman"/>
+          <w:color w:val="D4D4D4"/>
+          <w:kern w:val="0"/>
+          <w:sz w:val="25"/>
+          <w:szCs w:val="25"/>
+          <w14:ligatures w14:val="none"/>
+        </w:rPr>
+        <w:t>=</w:t>
+      </w:r>
+      <w:r>
+        <w:rPr>
+          <w:rFonts w:ascii="Consolas" w:eastAsia="Times New Roman" w:hAnsi="Consolas" w:cs="Times New Roman"/>
+          <w:color w:val="BBBEBF"/>
+          <w:kern w:val="0"/>
+          <w:sz w:val="25"/>
+          <w:szCs w:val="25"/>
+          <w14:ligatures w14:val="none"/>
+        </w:rPr>
+        <w:t xml:space="preserve"> (</w:t>
+      </w:r>
+      <w:r>
+        <w:rPr>
+          <w:rFonts w:ascii="Consolas" w:eastAsia="Times New Roman" w:hAnsi="Consolas" w:cs="Times New Roman"/>
+          <w:color w:val="B5CEA8"/>
+          <w:kern w:val="0"/>
+          <w:sz w:val="25"/>
+          <w:szCs w:val="25"/>
+          <w14:ligatures w14:val="none"/>
+        </w:rPr>
+        <w:t>0.1</w:t>
+      </w:r>
+      <w:r>
+        <w:rPr>
+          <w:rFonts w:ascii="Consolas" w:eastAsia="Times New Roman" w:hAnsi="Consolas" w:cs="Times New Roman"/>
+          <w:color w:val="BBBEBF"/>
+          <w:kern w:val="0"/>
+          <w:sz w:val="25"/>
+          <w:szCs w:val="25"/>
+          <w14:ligatures w14:val="none"/>
+        </w:rPr>
+        <w:t xml:space="preserve">, </w:t>
+      </w:r>
+      <w:r>
+        <w:rPr>
+          <w:rFonts w:ascii="Consolas" w:eastAsia="Times New Roman" w:hAnsi="Consolas" w:cs="Times New Roman"/>
+          <w:color w:val="B5CEA8"/>
+          <w:kern w:val="0"/>
+          <w:sz w:val="25"/>
+          <w:szCs w:val="25"/>
+          <w14:ligatures w14:val="none"/>
+        </w:rPr>
+        <w:t>0.5</w:t>
+      </w:r>
+      <w:r>
+        <w:rPr>
+          <w:rFonts w:ascii="Consolas" w:eastAsia="Times New Roman" w:hAnsi="Consolas" w:cs="Times New Roman"/>
+          <w:color w:val="BBBEBF"/>
+          <w:kern w:val="0"/>
+          <w:sz w:val="25"/>
+          <w:szCs w:val="25"/>
+          <w14:ligatures w14:val="none"/>
+        </w:rPr>
+        <w:t xml:space="preserve">) </w:t>
+      </w:r>
+      <w:r>
+        <w:rPr>
+          <w:rFonts w:ascii="Consolas" w:eastAsia="Times New Roman" w:hAnsi="Consolas" w:cs="Times New Roman"/>
+          <w:color w:val="8B949E"/>
+          <w:kern w:val="0"/>
+          <w:sz w:val="25"/>
+          <w:szCs w:val="25"/>
+          <w14:ligatures w14:val="none"/>
+        </w:rPr>
+        <w:t># seconds for random sleep range for consumers</w:t>
+      </w:r>
+    </w:p>
+    <w:p/>
+    <w:p>
+      <w:pPr>
+        <w:pStyle w:val="Heading2"/>
+        <w:numPr>
+          <w:ilvl w:val="0"/>
+          <w:numId w:val="5"/>
+        </w:numPr>
+      </w:pPr>
+      <w:r>
+        <w:t>Methods/UML</w:t>
+      </w:r>
+    </w:p>
+    <w:p>
+      <w:pPr>
+        <w:pStyle w:val="Heading2"/>
+        <w:numPr>
+          <w:ilvl w:val="0"/>
+          <w:numId w:val="5"/>
+        </w:numPr>
+      </w:pPr>
+      <w:r>
+        <w:t>Challenges/Issues</w:t>
+      </w:r>
+    </w:p>
+    <w:p/>
+    <w:p>
+      <w:r>
+        <w:t>Talk about how it has easy to change variables and what each does</w:t>
+      </w:r>
+    </w:p>
+    <w:p>
+      <w:pPr>
+        <w:numPr>
+          <w:ilvl w:val="0"/>
+          <w:numId w:val="2"/>
+        </w:numPr>
         <w:rPr>
           <w:color w:val="EE0000"/>
         </w:rPr>
@@ -480,77 +1528,150 @@
         <w:rPr>
           <w:color w:val="EE0000"/>
         </w:rPr>
-        <w:t xml:space="preserve">TODO8: </w:t>
+        <w:lastRenderedPageBreak/>
+        <w:t xml:space="preserve">TODO6: </w:t>
       </w:r>
       <w:r>
         <w:rPr>
           <w:color w:val="EE0000"/>
         </w:rPr>
-        <w:t>Fully document your code as usual (</w:t>
-      </w:r>
-      <w:proofErr w:type="gramStart"/>
-      <w:r>
+        <w:t>Write the code with changeability in mind. All such values (number of threads, randomness, number of items, ...) should be easily changeable (e.g. do not use magic numbers). </w:t>
+      </w:r>
+    </w:p>
+    <w:p/>
+    <w:p>
+      <w:r>
+        <w:t>Used code skeleton and did not add any type or methods to be passed into it</w:t>
+      </w:r>
+    </w:p>
+    <w:p>
+      <w:r>
+        <w:t>Added a method to calculate how many items each producer produces</w:t>
+      </w:r>
+    </w:p>
+    <w:p>
+      <w:r>
+        <w:t>Was difficult to find a satisfying way to have a total number of items produced done</w:t>
+      </w:r>
+    </w:p>
+    <w:p>
+      <w:pPr>
+        <w:numPr>
+          <w:ilvl w:val="0"/>
+          <w:numId w:val="2"/>
+        </w:numPr>
         <w:rPr>
           <w:color w:val="EE0000"/>
         </w:rPr>
-        <w:t>that is</w:t>
-      </w:r>
-      <w:proofErr w:type="gramEnd"/>
+      </w:pPr>
       <w:r>
         <w:rPr>
           <w:color w:val="EE0000"/>
         </w:rPr>
-        <w:t xml:space="preserve"> </w:t>
-      </w:r>
-      <w:proofErr w:type="gramStart"/>
+        <w:t xml:space="preserve">TODO2: </w:t>
+      </w:r>
       <w:r>
         <w:rPr>
           <w:color w:val="EE0000"/>
         </w:rPr>
-        <w:t>include</w:t>
-      </w:r>
-      <w:proofErr w:type="gramEnd"/>
-      <w:r>
-        <w:rPr>
-          <w:color w:val="EE0000"/>
-        </w:rPr>
-        <w:t xml:space="preserve"> comments, docstrings for every method or type, type hints, ...).</w:t>
-      </w:r>
-    </w:p>
-    <w:p>
-      <w:pPr>
-        <w:rPr>
-          <w:color w:val="EE0000"/>
-        </w:rPr>
-      </w:pPr>
+        <w:t>Do not use any other synchronization primitive (lock, semaphore, ...), or buffering structure (circular buffer, ...).</w:t>
+      </w:r>
+    </w:p>
+    <w:p>
+      <w:r>
+        <w:t xml:space="preserve">With another queue, could very easily have a </w:t>
+      </w:r>
+      <w:proofErr w:type="spellStart"/>
+      <w:r>
+        <w:t>non calculated</w:t>
+      </w:r>
+      <w:proofErr w:type="spellEnd"/>
+      <w:r>
+        <w:t xml:space="preserve"> way of</w:t>
+      </w:r>
+      <w:r>
+        <w:t xml:space="preserve"> having all producers randomly add to that total number of produced items</w:t>
+      </w:r>
+    </w:p>
+    <w:p>
+      <w:r>
+        <w:t>Instead required that method as a workaround which was one problem to overcome</w:t>
+      </w:r>
+    </w:p>
+    <w:p>
+      <w:r>
+        <w:t>All producers have a join to make sure they finish</w:t>
+      </w:r>
+    </w:p>
+    <w:p>
+      <w:r>
+        <w:t>All consumers are demonic but the buffer queue has a wait check to make sure it has been emptied.</w:t>
+      </w:r>
+    </w:p>
+    <w:p>
+      <w:r>
+        <w:tab/>
+        <w:t>Could have alternatively just had each consumer constantly check until producers were done and then started ending when the queue had no items left</w:t>
+      </w:r>
     </w:p>
     <w:p/>
     <w:p>
       <w:r>
-        <w:t>TD</w:t>
-      </w:r>
-    </w:p>
-    <w:p>
-      <w:r>
-        <w:br w:type="page"/>
-      </w:r>
-    </w:p>
-    <w:p>
-      <w:r>
-        <w:lastRenderedPageBreak/>
-        <w:t>Group #: B21</w:t>
-      </w:r>
-    </w:p>
-    <w:p>
-      <w:r>
-        <w:t>Student names: Anna Bartl and Conor O'Neill</w:t>
-      </w:r>
-    </w:p>
-    <w:p>
-      <w:r>
-        <w:t>TD</w:t>
-      </w:r>
-    </w:p>
+        <w:t>Add UML for:</w:t>
+      </w:r>
+    </w:p>
+    <w:p>
+      <w:pPr>
+        <w:pStyle w:val="ListParagraph"/>
+        <w:numPr>
+          <w:ilvl w:val="0"/>
+          <w:numId w:val="4"/>
+        </w:numPr>
+      </w:pPr>
+      <w:r>
+        <w:t>Producer</w:t>
+      </w:r>
+    </w:p>
+    <w:p>
+      <w:pPr>
+        <w:pStyle w:val="ListParagraph"/>
+        <w:numPr>
+          <w:ilvl w:val="1"/>
+          <w:numId w:val="4"/>
+        </w:numPr>
+      </w:pPr>
+      <w:r>
+        <w:t>Helper function</w:t>
+      </w:r>
+    </w:p>
+    <w:p>
+      <w:pPr>
+        <w:pStyle w:val="ListParagraph"/>
+        <w:numPr>
+          <w:ilvl w:val="0"/>
+          <w:numId w:val="4"/>
+        </w:numPr>
+      </w:pPr>
+      <w:r>
+        <w:t>Consumer</w:t>
+      </w:r>
+    </w:p>
+    <w:p>
+      <w:r>
+        <w:t>Diagram for how the code runs</w:t>
+      </w:r>
+    </w:p>
+    <w:p>
+      <w:r>
+        <w:t>Diagram for how it gracefully ends</w:t>
+      </w:r>
+    </w:p>
+    <w:p>
+      <w:r>
+        <w:t>Maybe something about the FIFO queue visualization</w:t>
+      </w:r>
+    </w:p>
+    <w:p/>
     <w:sectPr>
       <w:pgSz w:w="12240" w:h="15840"/>
       <w:pgMar w:top="1440" w:right="1440" w:bottom="1440" w:left="1440" w:header="720" w:footer="720" w:gutter="0"/>
@@ -564,6 +1685,118 @@
 <file path=word/numbering.xml><?xml version="1.0" encoding="utf-8"?>
 <w:numbering xmlns:wpc="http://schemas.microsoft.com/office/word/2010/wordprocessingCanvas" xmlns:cx="http://schemas.microsoft.com/office/drawing/2014/chartex" xmlns:cx1="http://schemas.microsoft.com/office/drawing/2015/9/8/chartex" xmlns:cx2="http://schemas.microsoft.com/office/drawing/2015/10/21/chartex" xmlns:cx3="http://schemas.microsoft.com/office/drawing/2016/5/9/chartex" xmlns:cx4="http://schemas.microsoft.com/office/drawing/2016/5/10/chartex" xmlns:cx5="http://schemas.microsoft.com/office/drawing/2016/5/11/chartex" xmlns:cx6="http://schemas.microsoft.com/office/drawing/2016/5/12/chartex" xmlns:cx7="http://schemas.microsoft.com/office/drawing/2016/5/13/chartex" xmlns:cx8="http://schemas.microsoft.com/office/drawing/2016/5/14/chartex" xmlns:mc="http://schemas.openxmlformats.org/markup-compatibility/2006" xmlns:aink="http://schemas.microsoft.com/office/drawing/2016/ink" xmlns:am3d="http://schemas.microsoft.com/office/drawing/2017/model3d" xmlns:o="urn:schemas-microsoft-com:office:office" xmlns:oel="http://schemas.microsoft.com/office/2019/extlst" xmlns:r="http://schemas.openxmlformats.org/officeDocument/2006/relationships" xmlns:m="http://schemas.openxmlformats.org/officeDocument/2006/math" xmlns:v="urn:schemas-microsoft-com:vml" xmlns:wp14="http://schemas.microsoft.com/office/word/2010/wordprocessingDrawing" xmlns:wp="http://schemas.openxmlformats.org/drawingml/2006/wordprocessingDrawing" xmlns:w10="urn:schemas-microsoft-com:office:word" xmlns:w="http://schemas.openxmlformats.org/wordprocessingml/2006/main" xmlns:w14="http://schemas.microsoft.com/office/word/2010/wordml" xmlns:w15="http://schemas.microsoft.com/office/word/2012/wordml" xmlns:w16cex="http://schemas.microsoft.com/office/word/2018/wordml/cex" xmlns:w16cid="http://schemas.microsoft.com/office/word/2016/wordml/cid" xmlns:w16="http://schemas.microsoft.com/office/word/2018/wordml" xmlns:w16du="http://schemas.microsoft.com/office/word/2023/wordml/word16du" xmlns:w16sdtdh="http://schemas.microsoft.com/office/word/2020/wordml/sdtdatahash" xmlns:w16sdtfl="http://schemas.microsoft.com/office/word/2024/wordml/sdtformatlock" xmlns:w16se="http://schemas.microsoft.com/office/word/2015/wordml/symex" xmlns:wpg="http://schemas.microsoft.com/office/word/2010/wordprocessingGroup" xmlns:wpi="http://schemas.microsoft.com/office/word/2010/wordprocessingInk" xmlns:wne="http://schemas.microsoft.com/office/word/2006/wordml" xmlns:wps="http://schemas.microsoft.com/office/word/2010/wordprocessingShape" mc:Ignorable="w14 w15 w16se w16cid w16 w16cex w16sdtdh w16sdtfl w16du wp14">
   <w:abstractNum w:abstractNumId="0" w15:restartNumberingAfterBreak="0">
+    <w:nsid w:val="21C826C0"/>
+    <w:multiLevelType w:val="hybridMultilevel"/>
+    <w:tmpl w:val="8CCA858A"/>
+    <w:lvl w:ilvl="0" w:tplc="9418FD7E">
+      <w:numFmt w:val="bullet"/>
+      <w:lvlText w:val="-"/>
+      <w:lvlJc w:val="left"/>
+      <w:pPr>
+        <w:ind w:left="720" w:hanging="360"/>
+      </w:pPr>
+      <w:rPr>
+        <w:rFonts w:ascii="Aptos" w:eastAsiaTheme="minorHAnsi" w:hAnsi="Aptos" w:cstheme="minorBidi" w:hint="default"/>
+      </w:rPr>
+    </w:lvl>
+    <w:lvl w:ilvl="1" w:tplc="04090003">
+      <w:start w:val="1"/>
+      <w:numFmt w:val="bullet"/>
+      <w:lvlText w:val="o"/>
+      <w:lvlJc w:val="left"/>
+      <w:pPr>
+        <w:ind w:left="1440" w:hanging="360"/>
+      </w:pPr>
+      <w:rPr>
+        <w:rFonts w:ascii="Courier New" w:hAnsi="Courier New" w:cs="Courier New" w:hint="default"/>
+      </w:rPr>
+    </w:lvl>
+    <w:lvl w:ilvl="2" w:tplc="04090005" w:tentative="1">
+      <w:start w:val="1"/>
+      <w:numFmt w:val="bullet"/>
+      <w:lvlText w:val=""/>
+      <w:lvlJc w:val="left"/>
+      <w:pPr>
+        <w:ind w:left="2160" w:hanging="360"/>
+      </w:pPr>
+      <w:rPr>
+        <w:rFonts w:ascii="Wingdings" w:hAnsi="Wingdings" w:hint="default"/>
+      </w:rPr>
+    </w:lvl>
+    <w:lvl w:ilvl="3" w:tplc="04090001" w:tentative="1">
+      <w:start w:val="1"/>
+      <w:numFmt w:val="bullet"/>
+      <w:lvlText w:val=""/>
+      <w:lvlJc w:val="left"/>
+      <w:pPr>
+        <w:ind w:left="2880" w:hanging="360"/>
+      </w:pPr>
+      <w:rPr>
+        <w:rFonts w:ascii="Symbol" w:hAnsi="Symbol" w:hint="default"/>
+      </w:rPr>
+    </w:lvl>
+    <w:lvl w:ilvl="4" w:tplc="04090003" w:tentative="1">
+      <w:start w:val="1"/>
+      <w:numFmt w:val="bullet"/>
+      <w:lvlText w:val="o"/>
+      <w:lvlJc w:val="left"/>
+      <w:pPr>
+        <w:ind w:left="3600" w:hanging="360"/>
+      </w:pPr>
+      <w:rPr>
+        <w:rFonts w:ascii="Courier New" w:hAnsi="Courier New" w:cs="Courier New" w:hint="default"/>
+      </w:rPr>
+    </w:lvl>
+    <w:lvl w:ilvl="5" w:tplc="04090005" w:tentative="1">
+      <w:start w:val="1"/>
+      <w:numFmt w:val="bullet"/>
+      <w:lvlText w:val=""/>
+      <w:lvlJc w:val="left"/>
+      <w:pPr>
+        <w:ind w:left="4320" w:hanging="360"/>
+      </w:pPr>
+      <w:rPr>
+        <w:rFonts w:ascii="Wingdings" w:hAnsi="Wingdings" w:hint="default"/>
+      </w:rPr>
+    </w:lvl>
+    <w:lvl w:ilvl="6" w:tplc="04090001" w:tentative="1">
+      <w:start w:val="1"/>
+      <w:numFmt w:val="bullet"/>
+      <w:lvlText w:val=""/>
+      <w:lvlJc w:val="left"/>
+      <w:pPr>
+        <w:ind w:left="5040" w:hanging="360"/>
+      </w:pPr>
+      <w:rPr>
+        <w:rFonts w:ascii="Symbol" w:hAnsi="Symbol" w:hint="default"/>
+      </w:rPr>
+    </w:lvl>
+    <w:lvl w:ilvl="7" w:tplc="04090003" w:tentative="1">
+      <w:start w:val="1"/>
+      <w:numFmt w:val="bullet"/>
+      <w:lvlText w:val="o"/>
+      <w:lvlJc w:val="left"/>
+      <w:pPr>
+        <w:ind w:left="5760" w:hanging="360"/>
+      </w:pPr>
+      <w:rPr>
+        <w:rFonts w:ascii="Courier New" w:hAnsi="Courier New" w:cs="Courier New" w:hint="default"/>
+      </w:rPr>
+    </w:lvl>
+    <w:lvl w:ilvl="8" w:tplc="04090005" w:tentative="1">
+      <w:start w:val="1"/>
+      <w:numFmt w:val="bullet"/>
+      <w:lvlText w:val=""/>
+      <w:lvlJc w:val="left"/>
+      <w:pPr>
+        <w:ind w:left="6480" w:hanging="360"/>
+      </w:pPr>
+      <w:rPr>
+        <w:rFonts w:ascii="Wingdings" w:hAnsi="Wingdings" w:hint="default"/>
+      </w:rPr>
+    </w:lvl>
+  </w:abstractNum>
+  <w:abstractNum w:abstractNumId="1" w15:restartNumberingAfterBreak="0">
     <w:nsid w:val="23996A57"/>
     <w:multiLevelType w:val="hybridMultilevel"/>
     <w:tmpl w:val="B3542130"/>
@@ -676,7 +1909,128 @@
       </w:rPr>
     </w:lvl>
   </w:abstractNum>
-  <w:abstractNum w:abstractNumId="1" w15:restartNumberingAfterBreak="0">
+  <w:abstractNum w:abstractNumId="2" w15:restartNumberingAfterBreak="0">
+    <w:nsid w:val="654A2658"/>
+    <w:multiLevelType w:val="multilevel"/>
+    <w:tmpl w:val="414A1438"/>
+    <w:lvl w:ilvl="0">
+      <w:start w:val="1"/>
+      <w:numFmt w:val="decimal"/>
+      <w:lvlText w:val="%1."/>
+      <w:lvlJc w:val="left"/>
+      <w:pPr>
+        <w:ind w:left="720" w:hanging="360"/>
+      </w:pPr>
+      <w:rPr>
+        <w:rFonts w:hint="default"/>
+      </w:rPr>
+    </w:lvl>
+    <w:lvl w:ilvl="1">
+      <w:start w:val="1"/>
+      <w:numFmt w:val="decimal"/>
+      <w:isLgl/>
+      <w:lvlText w:val="%1.%2"/>
+      <w:lvlJc w:val="left"/>
+      <w:pPr>
+        <w:ind w:left="795" w:hanging="435"/>
+      </w:pPr>
+      <w:rPr>
+        <w:rFonts w:hint="default"/>
+      </w:rPr>
+    </w:lvl>
+    <w:lvl w:ilvl="2">
+      <w:start w:val="1"/>
+      <w:numFmt w:val="decimal"/>
+      <w:isLgl/>
+      <w:lvlText w:val="%1.%2.%3"/>
+      <w:lvlJc w:val="left"/>
+      <w:pPr>
+        <w:ind w:left="1080" w:hanging="720"/>
+      </w:pPr>
+      <w:rPr>
+        <w:rFonts w:hint="default"/>
+      </w:rPr>
+    </w:lvl>
+    <w:lvl w:ilvl="3">
+      <w:start w:val="1"/>
+      <w:numFmt w:val="decimal"/>
+      <w:isLgl/>
+      <w:lvlText w:val="%1.%2.%3.%4"/>
+      <w:lvlJc w:val="left"/>
+      <w:pPr>
+        <w:ind w:left="1440" w:hanging="1080"/>
+      </w:pPr>
+      <w:rPr>
+        <w:rFonts w:hint="default"/>
+      </w:rPr>
+    </w:lvl>
+    <w:lvl w:ilvl="4">
+      <w:start w:val="1"/>
+      <w:numFmt w:val="decimal"/>
+      <w:isLgl/>
+      <w:lvlText w:val="%1.%2.%3.%4.%5"/>
+      <w:lvlJc w:val="left"/>
+      <w:pPr>
+        <w:ind w:left="1440" w:hanging="1080"/>
+      </w:pPr>
+      <w:rPr>
+        <w:rFonts w:hint="default"/>
+      </w:rPr>
+    </w:lvl>
+    <w:lvl w:ilvl="5">
+      <w:start w:val="1"/>
+      <w:numFmt w:val="decimal"/>
+      <w:isLgl/>
+      <w:lvlText w:val="%1.%2.%3.%4.%5.%6"/>
+      <w:lvlJc w:val="left"/>
+      <w:pPr>
+        <w:ind w:left="1800" w:hanging="1440"/>
+      </w:pPr>
+      <w:rPr>
+        <w:rFonts w:hint="default"/>
+      </w:rPr>
+    </w:lvl>
+    <w:lvl w:ilvl="6">
+      <w:start w:val="1"/>
+      <w:numFmt w:val="decimal"/>
+      <w:isLgl/>
+      <w:lvlText w:val="%1.%2.%3.%4.%5.%6.%7"/>
+      <w:lvlJc w:val="left"/>
+      <w:pPr>
+        <w:ind w:left="1800" w:hanging="1440"/>
+      </w:pPr>
+      <w:rPr>
+        <w:rFonts w:hint="default"/>
+      </w:rPr>
+    </w:lvl>
+    <w:lvl w:ilvl="7">
+      <w:start w:val="1"/>
+      <w:numFmt w:val="decimal"/>
+      <w:isLgl/>
+      <w:lvlText w:val="%1.%2.%3.%4.%5.%6.%7.%8"/>
+      <w:lvlJc w:val="left"/>
+      <w:pPr>
+        <w:ind w:left="2160" w:hanging="1800"/>
+      </w:pPr>
+      <w:rPr>
+        <w:rFonts w:hint="default"/>
+      </w:rPr>
+    </w:lvl>
+    <w:lvl w:ilvl="8">
+      <w:start w:val="1"/>
+      <w:numFmt w:val="decimal"/>
+      <w:isLgl/>
+      <w:lvlText w:val="%1.%2.%3.%4.%5.%6.%7.%8.%9"/>
+      <w:lvlJc w:val="left"/>
+      <w:pPr>
+        <w:ind w:left="2160" w:hanging="1800"/>
+      </w:pPr>
+      <w:rPr>
+        <w:rFonts w:hint="default"/>
+      </w:rPr>
+    </w:lvl>
+  </w:abstractNum>
+  <w:abstractNum w:abstractNumId="3" w15:restartNumberingAfterBreak="0">
     <w:nsid w:val="7B52576B"/>
     <w:multiLevelType w:val="multilevel"/>
     <w:tmpl w:val="CC960F8C"/>
@@ -825,7 +2179,7 @@
       </w:rPr>
     </w:lvl>
   </w:abstractNum>
-  <w:abstractNum w:abstractNumId="2" w15:restartNumberingAfterBreak="0">
+  <w:abstractNum w:abstractNumId="4" w15:restartNumberingAfterBreak="0">
     <w:nsid w:val="7B610F02"/>
     <w:multiLevelType w:val="multilevel"/>
     <w:tmpl w:val="E2AC8650"/>
@@ -975,13 +2329,19 @@
     </w:lvl>
   </w:abstractNum>
   <w:num w:numId="1" w16cid:durableId="691498307">
-    <w:abstractNumId w:val="2"/>
+    <w:abstractNumId w:val="4"/>
   </w:num>
   <w:num w:numId="2" w16cid:durableId="2050959021">
+    <w:abstractNumId w:val="3"/>
+  </w:num>
+  <w:num w:numId="3" w16cid:durableId="1350714689">
     <w:abstractNumId w:val="1"/>
   </w:num>
-  <w:num w:numId="3" w16cid:durableId="1350714689">
+  <w:num w:numId="4" w16cid:durableId="2124810488">
     <w:abstractNumId w:val="0"/>
+  </w:num>
+  <w:num w:numId="5" w16cid:durableId="441189521">
+    <w:abstractNumId w:val="2"/>
   </w:num>
 </w:numbering>
 </file>
@@ -1414,7 +2774,6 @@
     <w:next w:val="Normal"/>
     <w:link w:val="Heading2Char"/>
     <w:uiPriority w:val="9"/>
-    <w:semiHidden/>
     <w:unhideWhenUsed/>
     <w:qFormat/>
     <w:rsid w:val="00B43ED5"/>
@@ -1437,7 +2796,6 @@
     <w:next w:val="Normal"/>
     <w:link w:val="Heading3Char"/>
     <w:uiPriority w:val="9"/>
-    <w:semiHidden/>
     <w:unhideWhenUsed/>
     <w:qFormat/>
     <w:rsid w:val="00B43ED5"/>
@@ -1631,7 +2989,6 @@
     <w:basedOn w:val="DefaultParagraphFont"/>
     <w:link w:val="Heading2"/>
     <w:uiPriority w:val="9"/>
-    <w:semiHidden/>
     <w:rsid w:val="00B43ED5"/>
     <w:rPr>
       <w:rFonts w:asciiTheme="majorHAnsi" w:eastAsiaTheme="majorEastAsia" w:hAnsiTheme="majorHAnsi" w:cstheme="majorBidi"/>
@@ -1645,7 +3002,6 @@
     <w:basedOn w:val="DefaultParagraphFont"/>
     <w:link w:val="Heading3"/>
     <w:uiPriority w:val="9"/>
-    <w:semiHidden/>
     <w:rsid w:val="00B43ED5"/>
     <w:rPr>
       <w:rFonts w:eastAsiaTheme="majorEastAsia" w:cstheme="majorBidi"/>
@@ -1902,6 +3258,25 @@
       <w:color w:val="0F4761" w:themeColor="accent1" w:themeShade="BF"/>
       <w:spacing w:val="5"/>
     </w:rPr>
+  </w:style>
+  <w:style w:type="table" w:styleId="TableGrid">
+    <w:name w:val="Table Grid"/>
+    <w:basedOn w:val="TableNormal"/>
+    <w:uiPriority w:val="39"/>
+    <w:rsid w:val="005D493A"/>
+    <w:pPr>
+      <w:spacing w:after="0" w:line="240" w:lineRule="auto"/>
+    </w:pPr>
+    <w:tblPr>
+      <w:tblBorders>
+        <w:top w:val="single" w:sz="4" w:space="0" w:color="auto"/>
+        <w:left w:val="single" w:sz="4" w:space="0" w:color="auto"/>
+        <w:bottom w:val="single" w:sz="4" w:space="0" w:color="auto"/>
+        <w:right w:val="single" w:sz="4" w:space="0" w:color="auto"/>
+        <w:insideH w:val="single" w:sz="4" w:space="0" w:color="auto"/>
+        <w:insideV w:val="single" w:sz="4" w:space="0" w:color="auto"/>
+      </w:tblBorders>
+    </w:tblPr>
   </w:style>
 </w:styles>
 </file>

--- a/Part 2 Additional Documentation.docx
+++ b/Part 2 Additional Documentation.docx
@@ -4,213 +4,9 @@
   <w:body>
     <w:p>
       <w:pPr>
-        <w:rPr>
-          <w:color w:val="EE0000"/>
-        </w:rPr>
-      </w:pPr>
-      <w:r>
-        <w:rPr>
-          <w:color w:val="EE0000"/>
-        </w:rPr>
-        <w:t xml:space="preserve"> Clearly explain your design decisions and implementation.</w:t>
-      </w:r>
-    </w:p>
-    <w:p>
-      <w:pPr>
-        <w:rPr>
-          <w:color w:val="EE0000"/>
-        </w:rPr>
-      </w:pPr>
-      <w:r>
-        <w:rPr>
-          <w:color w:val="EE0000"/>
-        </w:rPr>
-        <w:t xml:space="preserve">provide your calculations, additional explanation, and your design consideration  </w:t>
-      </w:r>
-    </w:p>
-    <w:p>
-      <w:pPr>
-        <w:numPr>
-          <w:ilvl w:val="1"/>
-          <w:numId w:val="1"/>
-        </w:numPr>
-        <w:rPr>
-          <w:color w:val="EE0000"/>
-        </w:rPr>
-      </w:pPr>
-      <w:r>
-        <w:rPr>
-          <w:color w:val="EE0000"/>
-        </w:rPr>
-        <w:t xml:space="preserve">Design and implementation: clearly state different aspects of the implementation and design of open-ended aspects. </w:t>
-      </w:r>
-    </w:p>
-    <w:p>
-      <w:pPr>
-        <w:numPr>
-          <w:ilvl w:val="1"/>
-          <w:numId w:val="1"/>
-        </w:numPr>
-        <w:rPr>
-          <w:color w:val="EE0000"/>
-        </w:rPr>
-      </w:pPr>
-      <w:r>
-        <w:rPr>
-          <w:color w:val="EE0000"/>
-        </w:rPr>
-        <w:t>Challenges: include any challenges that you faced, as well as, some incremental technical/implementation improvement(s) that you would consider for the future (explain only, but do not include in the submitted code).</w:t>
-      </w:r>
-    </w:p>
-    <w:p>
-      <w:pPr>
-        <w:rPr>
-          <w:b/>
-          <w:bCs/>
-          <w:color w:val="EE0000"/>
-        </w:rPr>
-      </w:pPr>
-      <w:r>
-        <w:rPr>
-          <w:b/>
-          <w:bCs/>
-          <w:color w:val="EE0000"/>
-        </w:rPr>
-        <w:t>Part 2: Producer-Consumer with Queue</w:t>
-      </w:r>
-    </w:p>
-    <w:p>
-      <w:pPr>
-        <w:rPr>
-          <w:color w:val="EE0000"/>
-        </w:rPr>
-      </w:pPr>
-      <w:r>
-        <w:rPr>
-          <w:color w:val="EE0000"/>
-        </w:rPr>
-        <w:t>In this part of the project, you are to implement another implementation based on the python's own queue type.</w:t>
-      </w:r>
-    </w:p>
-    <w:p>
-      <w:pPr>
-        <w:rPr>
-          <w:color w:val="EE0000"/>
-        </w:rPr>
-      </w:pPr>
-      <w:r>
-        <w:rPr>
-          <w:color w:val="EE0000"/>
-        </w:rPr>
-        <w:t>The queue (from the Queue module of the python standard library) is a thread-safe data structure (we have used it in part 1 of the project as well) and can be used as an alternative way to allow consumer and producer tasks to cooperate without the risk of race condition.</w:t>
-      </w:r>
-    </w:p>
-    <w:p>
-      <w:pPr>
-        <w:rPr>
-          <w:color w:val="EE0000"/>
-        </w:rPr>
-      </w:pPr>
-      <w:r>
-        <w:rPr>
-          <w:color w:val="EE0000"/>
-        </w:rPr>
-        <w:t>Notes, hints and requirements:</w:t>
-      </w:r>
-    </w:p>
-    <w:p>
-      <w:pPr>
-        <w:numPr>
-          <w:ilvl w:val="0"/>
-          <w:numId w:val="2"/>
-        </w:numPr>
-        <w:rPr>
-          <w:color w:val="EE0000"/>
-        </w:rPr>
-      </w:pPr>
-      <w:r>
-        <w:rPr>
-          <w:color w:val="EE0000"/>
-        </w:rPr>
-        <w:t xml:space="preserve">TODO1: </w:t>
-      </w:r>
-      <w:r>
-        <w:rPr>
-          <w:color w:val="EE0000"/>
-        </w:rPr>
-        <w:t>Use the queue as the buffer used to store and retrieve items. Use FIFO queuing. You can assume any reasonable type (float, string, mixed types, ... but stay consistent) for the items.</w:t>
-      </w:r>
-    </w:p>
-    <w:p>
-      <w:pPr>
-        <w:numPr>
-          <w:ilvl w:val="0"/>
-          <w:numId w:val="2"/>
-        </w:numPr>
-        <w:rPr>
-          <w:color w:val="EE0000"/>
-        </w:rPr>
-      </w:pPr>
-      <w:r>
-        <w:rPr>
-          <w:color w:val="EE0000"/>
-        </w:rPr>
-        <w:t xml:space="preserve">TODO7: </w:t>
-      </w:r>
-      <w:r>
-        <w:rPr>
-          <w:color w:val="EE0000"/>
-        </w:rPr>
-        <w:t>The program should gracefully end when all produced items are consumed. Consumer threads can be daemon threads (for simplicity), but as usual you need to explain and document your choice. </w:t>
-      </w:r>
-    </w:p>
-    <w:p>
-      <w:pPr>
-        <w:numPr>
-          <w:ilvl w:val="0"/>
-          <w:numId w:val="2"/>
-        </w:numPr>
-        <w:rPr>
-          <w:color w:val="EE0000"/>
-        </w:rPr>
-      </w:pPr>
-      <w:r>
-        <w:rPr>
-          <w:color w:val="EE0000"/>
-        </w:rPr>
-        <w:t xml:space="preserve">TODO8: </w:t>
-      </w:r>
-      <w:r>
-        <w:rPr>
-          <w:color w:val="EE0000"/>
-        </w:rPr>
-        <w:t>Fully document your code as usual (that is include comments, docstrings for every method or type, type hints, ...).</w:t>
-      </w:r>
-    </w:p>
-    <w:p>
-      <w:pPr>
-        <w:rPr>
-          <w:color w:val="EE0000"/>
-        </w:rPr>
-      </w:pPr>
-    </w:p>
-    <w:p/>
-    <w:p>
-      <w:r>
-        <w:t>TD</w:t>
-      </w:r>
-    </w:p>
-    <w:p>
-      <w:r>
-        <w:br w:type="page"/>
-      </w:r>
-    </w:p>
-    <w:p>
-      <w:pPr>
         <w:pStyle w:val="Heading1"/>
       </w:pPr>
       <w:r>
-        <w:lastRenderedPageBreak/>
         <w:t>Part 2: Producer-Consumer with Queue Implementation</w:t>
       </w:r>
     </w:p>
@@ -276,7 +72,7 @@
           </mc:Choice>
           <mc:Fallback>
             <w:pict>
-              <v:line w14:anchorId="041D3201" id="Straight Connector 1" o:spid="_x0000_s1026" style="position:absolute;z-index:251659264;visibility:visible;mso-wrap-style:square;mso-wrap-distance-left:9pt;mso-wrap-distance-top:0;mso-wrap-distance-right:9pt;mso-wrap-distance-bottom:0;mso-position-horizontal:absolute;mso-position-horizontal-relative:text;mso-position-vertical:absolute;mso-position-vertical-relative:text" from="-3pt,20.75pt" to="519.75pt,20.75pt" o:gfxdata="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" strokecolor="black [3200]" strokeweight="1.5pt">
+              <v:line w14:anchorId="12C78EC5" id="Straight Connector 1" o:spid="_x0000_s1026" style="position:absolute;z-index:251659264;visibility:visible;mso-wrap-style:square;mso-wrap-distance-left:9pt;mso-wrap-distance-top:0;mso-wrap-distance-right:9pt;mso-wrap-distance-bottom:0;mso-position-horizontal:absolute;mso-position-horizontal-relative:text;mso-position-vertical:absolute;mso-position-vertical-relative:text" from="-3pt,20.75pt" to="519.75pt,20.75pt" o:gfxdata="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" strokecolor="black [3200]" strokeweight="1.5pt">
                 <v:stroke joinstyle="miter"/>
               </v:line>
             </w:pict>
@@ -343,9 +139,23 @@
     </w:p>
     <w:p>
       <w:r>
-        <w:t>TD</w:t>
-      </w:r>
-    </w:p>
+        <w:t xml:space="preserve">The overall architecture is simple by having each producer and consumer start a thread for its own process. The number of threads needed is determined by the number of producers and consumers stated at the top of the </w:t>
+      </w:r>
+      <w:r>
+        <w:t xml:space="preserve">script. </w:t>
+      </w:r>
+    </w:p>
+    <w:p>
+      <w:r>
+        <w:t xml:space="preserve">Synchronization is done entirely using the queue functionality and locking. The producers use the put() function to put an item at the start of the queue and the consumers consume the items using the .get() action, both of which are locking and safe as the queue locks access when these occur. </w:t>
+      </w:r>
+    </w:p>
+    <w:p>
+      <w:r>
+        <w:t>All of the threads are initialized in the __main__ and the joining at the end ensures graceful shutdown.</w:t>
+      </w:r>
+    </w:p>
+    <w:p/>
     <w:p>
       <w:pPr>
         <w:pStyle w:val="Heading3"/>
@@ -355,12 +165,65 @@
         </w:numPr>
       </w:pPr>
       <w:r>
+        <w:lastRenderedPageBreak/>
         <w:t>Shared Buffer</w:t>
       </w:r>
     </w:p>
     <w:p>
       <w:r>
-        <w:t>TD</w:t>
+        <w:t>The queue used was a First in First Out (FIFO) as per the specifications of the assignment.</w:t>
+      </w:r>
+    </w:p>
+    <w:p>
+      <w:r>
+        <w:rPr>
+          <w:noProof/>
+        </w:rPr>
+        <w:drawing>
+          <wp:inline distT="0" distB="0" distL="0" distR="0" wp14:anchorId="0CD74B3D" wp14:editId="222CEE7A">
+            <wp:extent cx="5943600" cy="846455"/>
+            <wp:effectExtent l="0" t="0" r="8255" b="0"/>
+            <wp:docPr id="1331476338" name="Picture 1"/>
+            <wp:cNvGraphicFramePr>
+              <a:graphicFrameLocks xmlns:a="http://schemas.openxmlformats.org/drawingml/2006/main" noChangeAspect="1"/>
+            </wp:cNvGraphicFramePr>
+            <a:graphic xmlns:a="http://schemas.openxmlformats.org/drawingml/2006/main">
+              <a:graphicData uri="http://schemas.openxmlformats.org/drawingml/2006/picture">
+                <pic:pic xmlns:pic="http://schemas.openxmlformats.org/drawingml/2006/picture">
+                  <pic:nvPicPr>
+                    <pic:cNvPr id="1331476338" name=""/>
+                    <pic:cNvPicPr/>
+                  </pic:nvPicPr>
+                  <pic:blipFill>
+                    <a:blip r:embed="rId5"/>
+                    <a:stretch>
+                      <a:fillRect/>
+                    </a:stretch>
+                  </pic:blipFill>
+                  <pic:spPr>
+                    <a:xfrm>
+                      <a:off x="0" y="0"/>
+                      <a:ext cx="5943600" cy="846455"/>
+                    </a:xfrm>
+                    <a:prstGeom prst="rect">
+                      <a:avLst/>
+                    </a:prstGeom>
+                  </pic:spPr>
+                </pic:pic>
+              </a:graphicData>
+            </a:graphic>
+          </wp:inline>
+        </w:drawing>
+      </w:r>
+    </w:p>
+    <w:p>
+      <w:r>
+        <w:t xml:space="preserve">Each producer uses the .put() function with the queue which is synchronization safe and is blocking until the queue is released. </w:t>
+      </w:r>
+    </w:p>
+    <w:p>
+      <w:r>
+        <w:t>One design decision made was to not use a timeout as the code could theoretically have long sleep times if the user desired and a potential timeout could cause early killing of threads depending on implementation. This does mean that if the queue does not get unlocked normally, there is the possibility of the producers and consumers getting stuck.</w:t>
       </w:r>
     </w:p>
     <w:p>
@@ -377,7 +240,28 @@
     </w:p>
     <w:p>
       <w:r>
-        <w:t>TD</w:t>
+        <w:t>The total number of items desired for the program to produce is initialized a the top of the program. This is then distributed to each producer according to its index and is evenly split amongst all of them unless it is an uneven divisibly by the number of producers. If there is a remainder of items to produce, the remaining items are counted using the modulus and put divided among the first few producers.</w:t>
+      </w:r>
+    </w:p>
+    <w:p>
+      <w:r>
+        <w:t xml:space="preserve">This work distribution is done using the </w:t>
+      </w:r>
+      <w:proofErr w:type="spellStart"/>
+      <w:r>
+        <w:t>get_items_to_produce</w:t>
+      </w:r>
+      <w:proofErr w:type="spellEnd"/>
+      <w:r>
+        <w:t xml:space="preserve">() method in the </w:t>
+      </w:r>
+      <w:proofErr w:type="spellStart"/>
+      <w:r>
+        <w:t>producerworker</w:t>
+      </w:r>
+      <w:proofErr w:type="spellEnd"/>
+      <w:r>
+        <w:t xml:space="preserve">() method. </w:t>
       </w:r>
     </w:p>
     <w:p>
@@ -389,12 +273,186 @@
         </w:numPr>
       </w:pPr>
       <w:r>
-        <w:t>Graceful Shutdown</w:t>
-      </w:r>
-    </w:p>
-    <w:p>
-      <w:r>
-        <w:t>TD</w:t>
+        <w:t>Consumer Threads Setup</w:t>
+      </w:r>
+    </w:p>
+    <w:p>
+      <w:r>
+        <w:t>Although a suggestion in the assignment, the consumer threads were not made to be daemonic and instead the following code loop was added after all the producer threads had gracefully shutdown:</w:t>
+      </w:r>
+    </w:p>
+    <w:p>
+      <w:pPr>
+        <w:pStyle w:val="ListParagraph"/>
+      </w:pPr>
+      <w:r>
+        <w:rPr>
+          <w:noProof/>
+        </w:rPr>
+        <mc:AlternateContent>
+          <mc:Choice Requires="wps">
+            <w:drawing>
+              <wp:anchor distT="45720" distB="45720" distL="114300" distR="114300" simplePos="0" relativeHeight="251661312" behindDoc="0" locked="0" layoutInCell="1" allowOverlap="1" wp14:anchorId="0A0A86DD" wp14:editId="50E49424">
+                <wp:simplePos x="0" y="0"/>
+                <wp:positionH relativeFrom="column">
+                  <wp:posOffset>57150</wp:posOffset>
+                </wp:positionH>
+                <wp:positionV relativeFrom="paragraph">
+                  <wp:posOffset>45085</wp:posOffset>
+                </wp:positionV>
+                <wp:extent cx="4819650" cy="1404620"/>
+                <wp:effectExtent l="0" t="0" r="19050" b="27940"/>
+                <wp:wrapSquare wrapText="bothSides"/>
+                <wp:docPr id="217" name="Text Box 2"/>
+                <wp:cNvGraphicFramePr>
+                  <a:graphicFrameLocks xmlns:a="http://schemas.openxmlformats.org/drawingml/2006/main"/>
+                </wp:cNvGraphicFramePr>
+                <a:graphic xmlns:a="http://schemas.openxmlformats.org/drawingml/2006/main">
+                  <a:graphicData uri="http://schemas.microsoft.com/office/word/2010/wordprocessingShape">
+                    <wps:wsp>
+                      <wps:cNvSpPr txBox="1">
+                        <a:spLocks noChangeArrowheads="1"/>
+                      </wps:cNvSpPr>
+                      <wps:spPr bwMode="auto">
+                        <a:xfrm>
+                          <a:off x="0" y="0"/>
+                          <a:ext cx="4819650" cy="1404620"/>
+                        </a:xfrm>
+                        <a:prstGeom prst="rect">
+                          <a:avLst/>
+                        </a:prstGeom>
+                        <a:solidFill>
+                          <a:srgbClr val="FFFFFF"/>
+                        </a:solidFill>
+                        <a:ln w="9525">
+                          <a:solidFill>
+                            <a:srgbClr val="000000"/>
+                          </a:solidFill>
+                          <a:miter lim="800000"/>
+                          <a:headEnd/>
+                          <a:tailEnd/>
+                        </a:ln>
+                      </wps:spPr>
+                      <wps:txbx>
+                        <w:txbxContent>
+                          <w:p>
+                            <w:r>
+                              <w:t>for _ in range(NUMBER_OF_CONSUMERS):</w:t>
+                            </w:r>
+                          </w:p>
+                          <w:p>
+                            <w:r>
+                              <w:t xml:space="preserve">        </w:t>
+                            </w:r>
+                            <w:proofErr w:type="spellStart"/>
+                            <w:r>
+                              <w:t>buffer.put</w:t>
+                            </w:r>
+                            <w:proofErr w:type="spellEnd"/>
+                            <w:r>
+                              <w:t>(None)</w:t>
+                            </w:r>
+                          </w:p>
+                          <w:p>
+                            <w:r>
+                              <w:t>    print("All producers have finished. Waiting for consumers to finish...")</w:t>
+                            </w:r>
+                          </w:p>
+                        </w:txbxContent>
+                      </wps:txbx>
+                      <wps:bodyPr rot="0" vert="horz" wrap="square" lIns="91440" tIns="45720" rIns="91440" bIns="45720" anchor="t" anchorCtr="0">
+                        <a:spAutoFit/>
+                      </wps:bodyPr>
+                    </wps:wsp>
+                  </a:graphicData>
+                </a:graphic>
+                <wp14:sizeRelH relativeFrom="margin">
+                  <wp14:pctWidth>0</wp14:pctWidth>
+                </wp14:sizeRelH>
+                <wp14:sizeRelV relativeFrom="margin">
+                  <wp14:pctHeight>20000</wp14:pctHeight>
+                </wp14:sizeRelV>
+              </wp:anchor>
+            </w:drawing>
+          </mc:Choice>
+          <mc:Fallback>
+            <w:pict>
+              <v:shapetype w14:anchorId="0A0A86DD" id="_x0000_t202" coordsize="21600,21600" o:spt="202" path="m,l,21600r21600,l21600,xe">
+                <v:stroke joinstyle="miter"/>
+                <v:path gradientshapeok="t" o:connecttype="rect"/>
+              </v:shapetype>
+              <v:shape id="Text Box 2" o:spid="_x0000_s1026" type="#_x0000_t202" style="position:absolute;left:0;text-align:left;margin-left:4.5pt;margin-top:3.55pt;width:379.5pt;height:110.6pt;z-index:251661312;visibility:visible;mso-wrap-style:square;mso-width-percent:0;mso-height-percent:200;mso-wrap-distance-left:9pt;mso-wrap-distance-top:3.6pt;mso-wrap-distance-right:9pt;mso-wrap-distance-bottom:3.6pt;mso-position-horizontal:absolute;mso-position-horizontal-relative:text;mso-position-vertical:absolute;mso-position-vertical-relative:text;mso-width-percent:0;mso-height-percent:200;mso-width-relative:margin;mso-height-relative:margin;v-text-anchor:top" o:gfxdata="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">
+                <v:textbox style="mso-fit-shape-to-text:t">
+                  <w:txbxContent>
+                    <w:p>
+                      <w:r>
+                        <w:t>for _ in range(NUMBER_OF_CONSUMERS):</w:t>
+                      </w:r>
+                    </w:p>
+                    <w:p>
+                      <w:r>
+                        <w:t xml:space="preserve">        </w:t>
+                      </w:r>
+                      <w:proofErr w:type="spellStart"/>
+                      <w:r>
+                        <w:t>buffer.put</w:t>
+                      </w:r>
+                      <w:proofErr w:type="spellEnd"/>
+                      <w:r>
+                        <w:t>(None)</w:t>
+                      </w:r>
+                    </w:p>
+                    <w:p>
+                      <w:r>
+                        <w:t>    print("All producers have finished. Waiting for consumers to finish...")</w:t>
+                      </w:r>
+                    </w:p>
+                  </w:txbxContent>
+                </v:textbox>
+                <w10:wrap type="square"/>
+              </v:shape>
+            </w:pict>
+          </mc:Fallback>
+        </mc:AlternateContent>
+      </w:r>
+    </w:p>
+    <w:p>
+      <w:pPr>
+        <w:pStyle w:val="ListParagraph"/>
+      </w:pPr>
+    </w:p>
+    <w:p>
+      <w:pPr>
+        <w:pStyle w:val="ListParagraph"/>
+      </w:pPr>
+    </w:p>
+    <w:p>
+      <w:pPr>
+        <w:pStyle w:val="ListParagraph"/>
+      </w:pPr>
+    </w:p>
+    <w:p>
+      <w:pPr>
+        <w:ind w:left="360"/>
+      </w:pPr>
+    </w:p>
+    <w:p>
+      <w:r>
+        <w:t xml:space="preserve">The purpose of this loop is to put what is essentially a sentinel in the queue to match the number of consumers and tell each thread to finish. This loop initiates after all producer threads have joined. This allows the code for the consumers to be slightly simpler and </w:t>
+      </w:r>
+      <w:r>
+        <w:lastRenderedPageBreak/>
+        <w:t xml:space="preserve">allow for the graceful shutdown as the consumers are constantly looping while looking for the sentinel value to finish. </w:t>
+      </w:r>
+    </w:p>
+    <w:p>
+      <w:pPr>
+        <w:rPr>
+          <w:lang w:val="en-CA"/>
+        </w:rPr>
+      </w:pPr>
+      <w:r>
+        <w:t>An alternative would be to simply finish the program and have daemonic set to true to stop the consumers but this had the possibility to leave items to be still consumed depending on how long the consumers were set to. This simplified the guarantee of emptying the queue before joining the queue and finishing the program.</w:t>
       </w:r>
     </w:p>
     <w:p>
@@ -406,12 +464,39 @@
         </w:numPr>
       </w:pPr>
       <w:r>
-        <w:t xml:space="preserve">Daemon Threads for Consumers </w:t>
-      </w:r>
-    </w:p>
-    <w:p>
-      <w:r>
-        <w:t>TD</w:t>
+        <w:t>Graceful Shutdown</w:t>
+      </w:r>
+    </w:p>
+    <w:p>
+      <w:r>
+        <w:t>Graceful shutdown is achieved using a sentinel-based approach. After all producer threads complete execution, the main thread inserts a number of None values into the queue equal to the number of consumer threads.</w:t>
+      </w:r>
+      <w:r>
+        <w:t xml:space="preserve"> </w:t>
+      </w:r>
+    </w:p>
+    <w:p>
+      <w:r>
+        <w:t>Each consumer continuously retrieves items from the queue and terminates when it receives a None value</w:t>
+      </w:r>
+      <w:r>
+        <w:t xml:space="preserve"> which is only done when all producers are finished.</w:t>
+      </w:r>
+    </w:p>
+    <w:p>
+      <w:r>
+        <w:t xml:space="preserve">Additionally, </w:t>
+      </w:r>
+      <w:proofErr w:type="spellStart"/>
+      <w:r>
+        <w:t>queue.join</w:t>
+      </w:r>
+      <w:proofErr w:type="spellEnd"/>
+      <w:r>
+        <w:t>() is used to ensure that all produced items have been fully processed before program termination. This guarantees that no items remain unconsumed and that all threads exit cleanly</w:t>
+      </w:r>
+      <w:r>
+        <w:t xml:space="preserve">. </w:t>
       </w:r>
     </w:p>
     <w:p>
@@ -423,7 +508,6 @@
         </w:numPr>
       </w:pPr>
       <w:r>
-        <w:lastRenderedPageBreak/>
         <w:t>Changeability</w:t>
       </w:r>
     </w:p>
@@ -440,7 +524,7 @@
         <w:t xml:space="preserve">Table </w:t>
       </w:r>
       <w:r>
-        <w:t>TD</w:t>
+        <w:t>1</w:t>
       </w:r>
       <w:r>
         <w:t xml:space="preserve"> – Global Variable Definitions</w:t>
@@ -578,13 +662,7 @@
               <w:jc w:val="both"/>
             </w:pPr>
             <w:r>
-              <w:t xml:space="preserve">Used to declare how many </w:t>
-            </w:r>
-            <w:r>
-              <w:t xml:space="preserve">producers </w:t>
-            </w:r>
-            <w:r>
-              <w:t>are used</w:t>
+              <w:t>Used to declare how many producers are used</w:t>
             </w:r>
           </w:p>
         </w:tc>
@@ -666,10 +744,7 @@
               <w:jc w:val="both"/>
             </w:pPr>
             <w:r>
-              <w:t xml:space="preserve">Range of sleep time for producers </w:t>
-            </w:r>
-            <w:r>
-              <w:t>in seconds</w:t>
+              <w:t>Range of sleep time for producers in seconds</w:t>
             </w:r>
           </w:p>
         </w:tc>
@@ -684,13 +759,7 @@
               <w:jc w:val="both"/>
             </w:pPr>
             <w:r>
-              <w:t>RANDOM_</w:t>
-            </w:r>
-            <w:r>
-              <w:t>CONSUMER</w:t>
-            </w:r>
-            <w:r>
-              <w:t>_SLEEP</w:t>
+              <w:t>RANDOM_CONSUMER_SLEEP</w:t>
             </w:r>
           </w:p>
         </w:tc>
@@ -716,10 +785,7 @@
               <w:jc w:val="both"/>
             </w:pPr>
             <w:r>
-              <w:t>Range of sleep time for producers</w:t>
-            </w:r>
-            <w:r>
-              <w:t xml:space="preserve"> in seconds</w:t>
+              <w:t>Range of sleep time for producers in seconds</w:t>
             </w:r>
           </w:p>
         </w:tc>
@@ -728,7 +794,13 @@
     <w:p/>
     <w:p>
       <w:r>
-        <w:t>At the top of the script, the variables from Table TD are declared as seen below:</w:t>
+        <w:t xml:space="preserve">At the top of the script, the variables from Table </w:t>
+      </w:r>
+      <w:r>
+        <w:t>1</w:t>
+      </w:r>
+      <w:r>
+        <w:t xml:space="preserve"> are declared as seen below:</w:t>
       </w:r>
     </w:p>
     <w:p>
@@ -788,6 +860,7 @@
           <w:szCs w:val="25"/>
           <w14:ligatures w14:val="none"/>
         </w:rPr>
+        <w:lastRenderedPageBreak/>
         <w:t>NUMBER_OF_CONSUMERS</w:t>
       </w:r>
       <w:r>
@@ -1493,184 +1566,61 @@
         </w:numPr>
       </w:pPr>
       <w:r>
-        <w:t>Methods/UML</w:t>
-      </w:r>
-    </w:p>
-    <w:p>
-      <w:pPr>
-        <w:pStyle w:val="Heading2"/>
+        <w:t>Challenges/Issues</w:t>
+      </w:r>
+    </w:p>
+    <w:p>
+      <w:pPr>
+        <w:pStyle w:val="Heading3"/>
         <w:numPr>
-          <w:ilvl w:val="0"/>
+          <w:ilvl w:val="1"/>
           <w:numId w:val="5"/>
         </w:numPr>
       </w:pPr>
       <w:r>
-        <w:t>Challenges/Issues</w:t>
-      </w:r>
-    </w:p>
-    <w:p/>
-    <w:p>
-      <w:r>
-        <w:t>Talk about how it has easy to change variables and what each does</w:t>
-      </w:r>
-    </w:p>
-    <w:p>
-      <w:pPr>
-        <w:numPr>
-          <w:ilvl w:val="0"/>
-          <w:numId w:val="2"/>
-        </w:numPr>
-        <w:rPr>
-          <w:color w:val="EE0000"/>
-        </w:rPr>
-      </w:pPr>
-      <w:r>
-        <w:rPr>
-          <w:color w:val="EE0000"/>
-        </w:rPr>
-        <w:lastRenderedPageBreak/>
-        <w:t xml:space="preserve">TODO6: </w:t>
-      </w:r>
-      <w:r>
-        <w:rPr>
-          <w:color w:val="EE0000"/>
-        </w:rPr>
-        <w:t>Write the code with changeability in mind. All such values (number of threads, randomness, number of items, ...) should be easily changeable (e.g. do not use magic numbers). </w:t>
-      </w:r>
-    </w:p>
-    <w:p/>
-    <w:p>
-      <w:r>
-        <w:t>Used code skeleton and did not add any type or methods to be passed into it</w:t>
-      </w:r>
-    </w:p>
-    <w:p>
-      <w:r>
-        <w:t>Added a method to calculate how many items each producer produces</w:t>
-      </w:r>
-    </w:p>
-    <w:p>
-      <w:r>
-        <w:t>Was difficult to find a satisfying way to have a total number of items produced done</w:t>
-      </w:r>
-    </w:p>
-    <w:p>
-      <w:pPr>
-        <w:numPr>
-          <w:ilvl w:val="0"/>
-          <w:numId w:val="2"/>
-        </w:numPr>
-        <w:rPr>
-          <w:color w:val="EE0000"/>
-        </w:rPr>
-      </w:pPr>
-      <w:r>
-        <w:rPr>
-          <w:color w:val="EE0000"/>
-        </w:rPr>
-        <w:t xml:space="preserve">TODO2: </w:t>
-      </w:r>
-      <w:r>
-        <w:rPr>
-          <w:color w:val="EE0000"/>
-        </w:rPr>
-        <w:t>Do not use any other synchronization primitive (lock, semaphore, ...), or buffering structure (circular buffer, ...).</w:t>
-      </w:r>
-    </w:p>
-    <w:p>
-      <w:r>
-        <w:t xml:space="preserve">With another queue, could very easily have a </w:t>
-      </w:r>
-      <w:proofErr w:type="spellStart"/>
-      <w:r>
-        <w:t>non calculated</w:t>
-      </w:r>
-      <w:proofErr w:type="spellEnd"/>
-      <w:r>
-        <w:t xml:space="preserve"> way of</w:t>
-      </w:r>
-      <w:r>
-        <w:t xml:space="preserve"> having all producers randomly add to that total number of produced items</w:t>
-      </w:r>
-    </w:p>
-    <w:p>
-      <w:r>
-        <w:t>Instead required that method as a workaround which was one problem to overcome</w:t>
-      </w:r>
-    </w:p>
-    <w:p>
-      <w:r>
-        <w:t>All producers have a join to make sure they finish</w:t>
-      </w:r>
-    </w:p>
-    <w:p>
-      <w:r>
-        <w:t>All consumers are demonic but the buffer queue has a wait check to make sure it has been emptied.</w:t>
-      </w:r>
-    </w:p>
-    <w:p>
-      <w:r>
-        <w:tab/>
-        <w:t>Could have alternatively just had each consumer constantly check until producers were done and then started ending when the queue had no items left</w:t>
-      </w:r>
-    </w:p>
-    <w:p/>
-    <w:p>
-      <w:r>
-        <w:t>Add UML for:</w:t>
-      </w:r>
-    </w:p>
-    <w:p>
-      <w:pPr>
-        <w:pStyle w:val="ListParagraph"/>
-        <w:numPr>
-          <w:ilvl w:val="0"/>
-          <w:numId w:val="4"/>
-        </w:numPr>
-      </w:pPr>
-      <w:r>
-        <w:t>Producer</w:t>
-      </w:r>
-    </w:p>
-    <w:p>
-      <w:pPr>
-        <w:pStyle w:val="ListParagraph"/>
+        <w:t>Challenge 1: Work distribution without shared state</w:t>
+      </w:r>
+    </w:p>
+    <w:p>
+      <w:r>
+        <w:t xml:space="preserve">A key challenge was ensuring that producers collectively generate exactly </w:t>
+      </w:r>
+      <w:r>
+        <w:t>TOTAL_ITEMS</w:t>
+      </w:r>
+      <w:r>
+        <w:t xml:space="preserve"> without using shared counters or synchronization primitives. This was resolved by deterministically assigning each producer a fixed number of items based on its index.</w:t>
+      </w:r>
+    </w:p>
+    <w:p>
+      <w:r>
+        <w:t>Another better way to do it to share the workload by the randomness would be to use another shared queue just for producers so that it is not strictly evenly distributed by number but by random processing time.</w:t>
+      </w:r>
+    </w:p>
+    <w:p>
+      <w:pPr>
+        <w:pStyle w:val="Heading3"/>
         <w:numPr>
           <w:ilvl w:val="1"/>
-          <w:numId w:val="4"/>
+          <w:numId w:val="5"/>
         </w:numPr>
       </w:pPr>
       <w:r>
-        <w:t>Helper function</w:t>
-      </w:r>
-    </w:p>
-    <w:p>
-      <w:pPr>
-        <w:pStyle w:val="ListParagraph"/>
-        <w:numPr>
-          <w:ilvl w:val="0"/>
-          <w:numId w:val="4"/>
-        </w:numPr>
-      </w:pPr>
-      <w:r>
-        <w:t>Consumer</w:t>
-      </w:r>
-    </w:p>
-    <w:p>
-      <w:r>
-        <w:t>Diagram for how the code runs</w:t>
-      </w:r>
-    </w:p>
-    <w:p>
-      <w:r>
-        <w:t>Diagram for how it gracefully ends</w:t>
-      </w:r>
-    </w:p>
-    <w:p>
-      <w:r>
-        <w:t>Maybe something about the FIFO queue visualization</w:t>
-      </w:r>
-    </w:p>
+        <w:t>Challenge 2: Graceful shutdown</w:t>
+      </w:r>
+    </w:p>
+    <w:p>
+      <w:r>
+        <w:t>Designing a clean shutdown without race conditions required careful coordination. The sentinel approach was chosen because it avoids polling or shared flags and integrates naturally with the queue.</w:t>
+      </w:r>
+    </w:p>
+    <w:p>
+      <w:r>
+        <w:t xml:space="preserve">Additionally, it means that it is simpler to track when to finish the consumer threads and avoids extra complexity with tracking the running threads and instead has each thread end by itself when that flag is raised. </w:t>
+      </w:r>
+    </w:p>
+    <w:p/>
+    <w:p/>
     <w:p/>
     <w:sectPr>
       <w:pgSz w:w="12240" w:h="15840"/>
@@ -2818,7 +2768,6 @@
     <w:next w:val="Normal"/>
     <w:link w:val="Heading4Char"/>
     <w:uiPriority w:val="9"/>
-    <w:semiHidden/>
     <w:unhideWhenUsed/>
     <w:qFormat/>
     <w:rsid w:val="00B43ED5"/>
@@ -3015,7 +2964,6 @@
     <w:basedOn w:val="DefaultParagraphFont"/>
     <w:link w:val="Heading4"/>
     <w:uiPriority w:val="9"/>
-    <w:semiHidden/>
     <w:rsid w:val="00B43ED5"/>
     <w:rPr>
       <w:rFonts w:eastAsiaTheme="majorEastAsia" w:cstheme="majorBidi"/>
@@ -3277,6 +3225,35 @@
         <w:insideV w:val="single" w:sz="4" w:space="0" w:color="auto"/>
       </w:tblBorders>
     </w:tblPr>
+  </w:style>
+  <w:style w:type="paragraph" w:styleId="NormalWeb">
+    <w:name w:val="Normal (Web)"/>
+    <w:basedOn w:val="Normal"/>
+    <w:uiPriority w:val="99"/>
+    <w:semiHidden/>
+    <w:unhideWhenUsed/>
+    <w:rsid w:val="008C0DCB"/>
+    <w:pPr>
+      <w:spacing w:before="100" w:beforeAutospacing="1" w:after="100" w:afterAutospacing="1" w:line="240" w:lineRule="auto"/>
+    </w:pPr>
+    <w:rPr>
+      <w:rFonts w:ascii="Times New Roman" w:eastAsia="Times New Roman" w:hAnsi="Times New Roman" w:cs="Times New Roman"/>
+      <w:kern w:val="0"/>
+      <w14:ligatures w14:val="none"/>
+    </w:rPr>
+  </w:style>
+  <w:style w:type="character" w:styleId="HTMLCode">
+    <w:name w:val="HTML Code"/>
+    <w:basedOn w:val="DefaultParagraphFont"/>
+    <w:uiPriority w:val="99"/>
+    <w:semiHidden/>
+    <w:unhideWhenUsed/>
+    <w:rsid w:val="008C0DCB"/>
+    <w:rPr>
+      <w:rFonts w:ascii="Courier New" w:eastAsia="Times New Roman" w:hAnsi="Courier New" w:cs="Courier New"/>
+      <w:sz w:val="20"/>
+      <w:szCs w:val="20"/>
+    </w:rPr>
   </w:style>
 </w:styles>
 </file>
